--- a/docx/CV/Public - official/cv 2026.docx
+++ b/docx/CV/Public - official/cv 2026.docx
@@ -120,22 +120,42 @@
         </w:rPr>
         <w:t>github.com/</w:t>
       </w:r>
-      <w:hyperlink r:id="rId9" w:history="1">
-        <w:r>
-          <w:rPr>
-            <w:rStyle w:val="Hyperlink"/>
-            <w:sz w:val="20"/>
-            <w:szCs w:val="20"/>
-          </w:rPr>
-          <w:t>AkashdipMahapatra-BA</w:t>
-        </w:r>
-        <w:r>
-          <w:rPr>
-            <w:rStyle w:val="Hyperlink"/>
-          </w:rPr>
-          <w:t xml:space="preserve"> </w:t>
-        </w:r>
-      </w:hyperlink>
+      <w:proofErr w:type="spellStart"/>
+      <w:r>
+        <w:fldChar w:fldCharType="begin"/>
+      </w:r>
+      <w:r>
+        <w:instrText>HYPERLINK "https://github.com/AkashdipMahapatra-BA"</w:instrText>
+      </w:r>
+      <w:r>
+        <w:fldChar w:fldCharType="separate"/>
+      </w:r>
+      <w:r>
+        <w:rPr>
+          <w:rStyle w:val="Hyperlink"/>
+          <w:sz w:val="20"/>
+          <w:szCs w:val="20"/>
+        </w:rPr>
+        <w:t>AkashdipMahapatra</w:t>
+      </w:r>
+      <w:proofErr w:type="spellEnd"/>
+      <w:r>
+        <w:rPr>
+          <w:rStyle w:val="Hyperlink"/>
+          <w:sz w:val="20"/>
+          <w:szCs w:val="20"/>
+        </w:rPr>
+        <w:t>-BA</w:t>
+      </w:r>
+      <w:r>
+        <w:rPr>
+          <w:rStyle w:val="Hyperlink"/>
+        </w:rPr>
+        <w:t xml:space="preserve"> </w:t>
+      </w:r>
+      <w:r>
+        <w:fldChar w:fldCharType="end"/>
+      </w:r>
     </w:p>
     <w:p>
       <w:pPr>
@@ -215,12 +235,65 @@
           <w:sz w:val="20"/>
           <w:szCs w:val="20"/>
         </w:rPr>
-        <w:t>Results-driven Site Reliability Engineer with a strong foundation in mechanical systems thinking, specializing in production support, observability, and cloud infrastructure. Proven ability to reduce operational toil through Python automation, manage high-availability CI/CD pipelines, and drive Root Cause Analysis (RCA) in enterprise-scale distributed systems.</w:t>
+        <w:t>Results-driven</w:t>
+      </w:r>
+      <w:r>
+        <w:rPr>
+          <w:rFonts w:ascii="Calibri" w:hAnsi="Calibri" w:cs="Calibri"/>
+          <w:sz w:val="20"/>
+          <w:szCs w:val="20"/>
+        </w:rPr>
+        <w:t xml:space="preserve"> Site Reliability Engineer with a strong foundation in mechanical systems thinking, specializing </w:t>
+      </w:r>
+      <w:r>
+        <w:rPr>
+          <w:rFonts w:ascii="Calibri" w:hAnsi="Calibri" w:cs="Calibri"/>
+          <w:sz w:val="20"/>
+          <w:szCs w:val="20"/>
+        </w:rPr>
+        <w:t xml:space="preserve">in </w:t>
+      </w:r>
+      <w:r>
+        <w:rPr>
+          <w:rFonts w:ascii="Calibri" w:hAnsi="Calibri" w:cs="Calibri"/>
+          <w:b/>
+          <w:bCs/>
+          <w:sz w:val="20"/>
+          <w:szCs w:val="20"/>
+        </w:rPr>
+        <w:t>infrastructure automation, CI/CD pipelines, and distributed systems.</w:t>
+      </w:r>
+      <w:r>
+        <w:rPr>
+          <w:rFonts w:ascii="Calibri" w:hAnsi="Calibri" w:cs="Calibri"/>
+          <w:sz w:val="20"/>
+          <w:szCs w:val="20"/>
+        </w:rPr>
+        <w:t xml:space="preserve"> Proven ability to </w:t>
+      </w:r>
+      <w:r>
+        <w:rPr>
+          <w:rFonts w:ascii="Calibri" w:hAnsi="Calibri" w:cs="Calibri"/>
+          <w:b/>
+          <w:bCs/>
+          <w:sz w:val="20"/>
+          <w:szCs w:val="20"/>
+        </w:rPr>
+        <w:t>accelerate development velocity</w:t>
+      </w:r>
+      <w:r>
+        <w:rPr>
+          <w:rFonts w:ascii="Calibri" w:hAnsi="Calibri" w:cs="Calibri"/>
+          <w:sz w:val="20"/>
+          <w:szCs w:val="20"/>
+        </w:rPr>
+        <w:t xml:space="preserve"> and reduce operational toil through Python scripting, design highly reliable AWS cloud architectures, and optimize complex enterprise applications.</w:t>
       </w:r>
     </w:p>
     <w:p>
       <w:pPr>
         <w:spacing w:after="0" w:line="240" w:lineRule="auto"/>
+        <w:ind w:firstLine="720"/>
         <w:rPr>
           <w:rFonts w:ascii="Calibri" w:hAnsi="Calibri" w:cs="Calibri"/>
           <w:b/>
@@ -355,7 +428,25 @@
           <w:sz w:val="20"/>
           <w:szCs w:val="20"/>
         </w:rPr>
-        <w:t>GitHub Actions (utilizing IAM Role ARNs via OIDC for passwordless authentication), Jenkins, Terraform (Infrastructure as Code), Advanced Git Version Control (resolving complex remote history mismatches, local vs. remote state reconciliation).</w:t>
+        <w:t xml:space="preserve">GitHub Actions (utilizing IAM Role ARNs via OIDC for </w:t>
+      </w:r>
+      <w:proofErr w:type="spellStart"/>
+      <w:r>
+        <w:rPr>
+          <w:rFonts w:ascii="Calibri" w:hAnsi="Calibri" w:cs="Calibri"/>
+          <w:sz w:val="20"/>
+          <w:szCs w:val="20"/>
+        </w:rPr>
+        <w:t>passwordless</w:t>
+      </w:r>
+      <w:proofErr w:type="spellEnd"/>
+      <w:r>
+        <w:rPr>
+          <w:rFonts w:ascii="Calibri" w:hAnsi="Calibri" w:cs="Calibri"/>
+          <w:sz w:val="20"/>
+          <w:szCs w:val="20"/>
+        </w:rPr>
+        <w:t xml:space="preserve"> authentication), Jenkins, Terraform (Infrastructure as Code), Advanced Git Version Control (resolving complex remote history mismatches, local vs. remote state reconciliation).</w:t>
       </w:r>
     </w:p>
     <w:p>
@@ -387,7 +478,33 @@
           <w:sz w:val="20"/>
           <w:szCs w:val="20"/>
         </w:rPr>
-        <w:t xml:space="preserve"> Python (Boto3, Data Structures &amp; Algorithms), Bash, C, SQL, Oracle SQL.</w:t>
+        <w:t xml:space="preserve"> </w:t>
+      </w:r>
+      <w:r>
+        <w:rPr>
+          <w:rFonts w:ascii="Calibri" w:hAnsi="Calibri" w:cs="Calibri"/>
+          <w:sz w:val="20"/>
+          <w:szCs w:val="20"/>
+        </w:rPr>
+        <w:t xml:space="preserve">Python (Boto3, Data Structures &amp; Algorithms), Bash, C, SQL, </w:t>
+      </w:r>
+      <w:r>
+        <w:rPr>
+          <w:rFonts w:ascii="Calibri" w:hAnsi="Calibri" w:cs="Calibri"/>
+          <w:b/>
+          <w:bCs/>
+          <w:sz w:val="20"/>
+          <w:szCs w:val="20"/>
+        </w:rPr>
+        <w:t>AI-Assisted Development (Leveraging GenAI for script automation, code optimization, and RCA)</w:t>
+      </w:r>
+      <w:r>
+        <w:rPr>
+          <w:rFonts w:ascii="Calibri" w:hAnsi="Calibri" w:cs="Calibri"/>
+          <w:sz w:val="20"/>
+          <w:szCs w:val="20"/>
+        </w:rPr>
+        <w:t>.</w:t>
       </w:r>
     </w:p>
     <w:p>
@@ -435,7 +552,51 @@
           <w:sz w:val="20"/>
           <w:szCs w:val="20"/>
         </w:rPr>
-        <w:t xml:space="preserve">S3, IAM, VPC, EventBridge, MSK/Kafka, </w:t>
+        <w:t xml:space="preserve">S3, IAM, VPC, </w:t>
+      </w:r>
+      <w:proofErr w:type="spellStart"/>
+      <w:r>
+        <w:rPr>
+          <w:rFonts w:ascii="Calibri" w:hAnsi="Calibri" w:cs="Calibri"/>
+          <w:sz w:val="20"/>
+          <w:szCs w:val="20"/>
+        </w:rPr>
+        <w:t>EventBridge</w:t>
+      </w:r>
+      <w:proofErr w:type="spellEnd"/>
+      <w:r>
+        <w:rPr>
+          <w:rFonts w:ascii="Calibri" w:hAnsi="Calibri" w:cs="Calibri"/>
+          <w:sz w:val="20"/>
+          <w:szCs w:val="20"/>
+        </w:rPr>
+        <w:t xml:space="preserve">, </w:t>
+      </w:r>
+      <w:r>
+        <w:rPr>
+          <w:rFonts w:ascii="Calibri" w:hAnsi="Calibri" w:cs="Calibri"/>
+          <w:b/>
+          <w:bCs/>
+          <w:sz w:val="20"/>
+          <w:szCs w:val="20"/>
+        </w:rPr>
+        <w:t>Apache Kafka</w:t>
+      </w:r>
+      <w:r>
+        <w:rPr>
+          <w:rFonts w:ascii="Calibri" w:hAnsi="Calibri" w:cs="Calibri"/>
+          <w:sz w:val="20"/>
+          <w:szCs w:val="20"/>
+        </w:rPr>
+        <w:t xml:space="preserve"> (Amazon MSK)</w:t>
+      </w:r>
+      <w:r>
+        <w:rPr>
+          <w:rFonts w:ascii="Calibri" w:hAnsi="Calibri" w:cs="Calibri"/>
+          <w:sz w:val="20"/>
+          <w:szCs w:val="20"/>
+        </w:rPr>
+        <w:t xml:space="preserve">, </w:t>
       </w:r>
       <w:r>
         <w:rPr>
@@ -563,7 +724,41 @@
           <w:sz w:val="20"/>
           <w:szCs w:val="20"/>
         </w:rPr>
-        <w:t xml:space="preserve"> Docker, AWS ECS, ECR, AWS Serverless (Lambda, EventBridge), MSK/Kafka.</w:t>
+        <w:t xml:space="preserve"> Docker, AWS ECS, ECR, AWS Serverless (Lambda, </w:t>
+      </w:r>
+      <w:proofErr w:type="spellStart"/>
+      <w:r>
+        <w:rPr>
+          <w:rFonts w:ascii="Calibri" w:hAnsi="Calibri" w:cs="Calibri"/>
+          <w:sz w:val="20"/>
+          <w:szCs w:val="20"/>
+        </w:rPr>
+        <w:t>EventBridge</w:t>
+      </w:r>
+      <w:proofErr w:type="spellEnd"/>
+      <w:r>
+        <w:rPr>
+          <w:rFonts w:ascii="Calibri" w:hAnsi="Calibri" w:cs="Calibri"/>
+          <w:sz w:val="20"/>
+          <w:szCs w:val="20"/>
+        </w:rPr>
+        <w:t xml:space="preserve">), </w:t>
+      </w:r>
+      <w:r>
+        <w:rPr>
+          <w:rFonts w:ascii="Calibri" w:hAnsi="Calibri" w:cs="Calibri"/>
+          <w:sz w:val="20"/>
+          <w:szCs w:val="20"/>
+        </w:rPr>
+        <w:t>Apache Kafka (Amazon MSK)</w:t>
+      </w:r>
+      <w:r>
+        <w:rPr>
+          <w:rFonts w:ascii="Calibri" w:hAnsi="Calibri" w:cs="Calibri"/>
+          <w:sz w:val="20"/>
+          <w:szCs w:val="20"/>
+        </w:rPr>
+        <w:t>.</w:t>
       </w:r>
     </w:p>
     <w:p>
@@ -595,8 +790,38 @@
           <w:sz w:val="20"/>
           <w:szCs w:val="20"/>
         </w:rPr>
-        <w:t xml:space="preserve"> Linux (Ubuntu, RHEL), TCP/IP, DNS, HTTP/HTTPS, Nginx, Wireshark, nmap.</w:t>
-      </w:r>
+        <w:t xml:space="preserve"> Linux (Ubuntu, RHEL), TCP/IP, DNS, HTTP/HTTPS, Nginx, Wireshark, </w:t>
+      </w:r>
+      <w:proofErr w:type="spellStart"/>
+      <w:r>
+        <w:rPr>
+          <w:rFonts w:ascii="Calibri" w:hAnsi="Calibri" w:cs="Calibri"/>
+          <w:sz w:val="20"/>
+          <w:szCs w:val="20"/>
+        </w:rPr>
+        <w:t>nmap</w:t>
+      </w:r>
+      <w:proofErr w:type="spellEnd"/>
+      <w:r>
+        <w:rPr>
+          <w:rFonts w:ascii="Calibri" w:hAnsi="Calibri" w:cs="Calibri"/>
+          <w:sz w:val="20"/>
+          <w:szCs w:val="20"/>
+        </w:rPr>
+        <w:t>.</w:t>
+      </w:r>
+    </w:p>
+    <w:p>
+      <w:pPr>
+        <w:spacing w:after="0" w:line="240" w:lineRule="auto"/>
+        <w:rPr>
+          <w:rFonts w:ascii="Calibri" w:hAnsi="Calibri" w:cs="Calibri"/>
+          <w:b/>
+          <w:bCs/>
+          <w:sz w:val="20"/>
+          <w:szCs w:val="20"/>
+        </w:rPr>
+      </w:pPr>
     </w:p>
     <w:p>
       <w:pPr>
@@ -690,7 +915,37 @@
           <w:sz w:val="20"/>
           <w:szCs w:val="20"/>
         </w:rPr>
-        <w:t>Data Engineer (DevOps &amp; Infrastructure Focus under British Airways)</w:t>
+        <w:t>Data Engineer (DevOps &amp; Infrastructure Focus under</w:t>
+      </w:r>
+      <w:r>
+        <w:rPr>
+          <w:rFonts w:ascii="Calibri" w:hAnsi="Calibri" w:cs="Calibri"/>
+          <w:i/>
+          <w:iCs/>
+          <w:sz w:val="20"/>
+          <w:szCs w:val="20"/>
+        </w:rPr>
+        <w:t xml:space="preserve"> </w:t>
+      </w:r>
+      <w:r>
+        <w:rPr>
+          <w:rFonts w:ascii="Calibri" w:hAnsi="Calibri" w:cs="Calibri"/>
+          <w:i/>
+          <w:iCs/>
+          <w:sz w:val="20"/>
+          <w:szCs w:val="20"/>
+        </w:rPr>
+        <w:t>Global Aviation Client</w:t>
+      </w:r>
+      <w:r>
+        <w:rPr>
+          <w:rFonts w:ascii="Calibri" w:hAnsi="Calibri" w:cs="Calibri"/>
+          <w:i/>
+          <w:iCs/>
+          <w:sz w:val="20"/>
+          <w:szCs w:val="20"/>
+        </w:rPr>
+        <w:t>)</w:t>
       </w:r>
       <w:r>
         <w:rPr>
@@ -700,6 +955,16 @@
         </w:rPr>
         <w:t xml:space="preserve"> | Nov 2025 - Present </w:t>
       </w:r>
+    </w:p>
+    <w:p>
+      <w:pPr>
+        <w:spacing w:after="0" w:line="240" w:lineRule="auto"/>
+        <w:rPr>
+          <w:rFonts w:ascii="Calibri" w:hAnsi="Calibri" w:cs="Calibri"/>
+          <w:sz w:val="20"/>
+          <w:szCs w:val="20"/>
+        </w:rPr>
+      </w:pPr>
     </w:p>
     <w:p>
       <w:pPr>
@@ -707,152 +972,46 @@
           <w:ilvl w:val="0"/>
           <w:numId w:val="13"/>
         </w:numPr>
-        <w:spacing w:after="0" w:line="240" w:lineRule="auto"/>
-        <w:rPr>
-          <w:rFonts w:ascii="Calibri" w:hAnsi="Calibri" w:cs="Calibri"/>
-          <w:sz w:val="20"/>
-          <w:szCs w:val="20"/>
-        </w:rPr>
-      </w:pPr>
-      <w:r>
-        <w:rPr>
-          <w:rFonts w:ascii="Calibri" w:hAnsi="Calibri" w:cs="Calibri"/>
-          <w:sz w:val="20"/>
-          <w:szCs w:val="20"/>
-        </w:rPr>
-        <w:t>Design</w:t>
-      </w:r>
-      <w:r>
-        <w:rPr>
-          <w:rFonts w:ascii="Calibri" w:hAnsi="Calibri" w:cs="Calibri"/>
-          <w:sz w:val="20"/>
-          <w:szCs w:val="20"/>
-        </w:rPr>
-        <w:t xml:space="preserve"> (with Team)</w:t>
-      </w:r>
-      <w:r>
-        <w:rPr>
-          <w:rFonts w:ascii="Calibri" w:hAnsi="Calibri" w:cs="Calibri"/>
-          <w:sz w:val="20"/>
-          <w:szCs w:val="20"/>
-        </w:rPr>
-        <w:t xml:space="preserve"> and maintain automated CI/CD deployment lifecycles utilizing GitHub Actions and Docker, enabling seamless continuous delivery for multi-tiered AWS architectures processing large-scale</w:t>
-      </w:r>
-      <w:r>
-        <w:rPr>
-          <w:rFonts w:ascii="Calibri" w:hAnsi="Calibri" w:cs="Calibri"/>
-          <w:sz w:val="20"/>
-          <w:szCs w:val="20"/>
-        </w:rPr>
-        <w:t xml:space="preserve"> </w:t>
-      </w:r>
-      <w:r>
-        <w:rPr>
-          <w:rFonts w:ascii="Calibri" w:hAnsi="Calibri" w:cs="Calibri"/>
-          <w:i/>
-          <w:iCs/>
-          <w:sz w:val="20"/>
-          <w:szCs w:val="20"/>
-        </w:rPr>
-        <w:t>2</w:t>
-      </w:r>
-      <w:r>
-        <w:rPr>
-          <w:rFonts w:ascii="Calibri" w:hAnsi="Calibri" w:cs="Calibri"/>
-          <w:i/>
-          <w:iCs/>
-          <w:sz w:val="20"/>
-          <w:szCs w:val="20"/>
-        </w:rPr>
-        <w:t>00</w:t>
-      </w:r>
-      <w:r>
-        <w:rPr>
-          <w:rFonts w:ascii="Calibri" w:hAnsi="Calibri" w:cs="Calibri"/>
-          <w:i/>
-          <w:iCs/>
-          <w:sz w:val="20"/>
-          <w:szCs w:val="20"/>
-        </w:rPr>
-        <w:t xml:space="preserve"> </w:t>
-      </w:r>
-      <w:r>
-        <w:rPr>
-          <w:rFonts w:ascii="Calibri" w:hAnsi="Calibri" w:cs="Calibri"/>
-          <w:i/>
-          <w:iCs/>
-          <w:sz w:val="20"/>
-          <w:szCs w:val="20"/>
-        </w:rPr>
-        <w:t>GB</w:t>
-      </w:r>
-      <w:r>
-        <w:rPr>
-          <w:rFonts w:ascii="Calibri" w:hAnsi="Calibri" w:cs="Calibri"/>
-          <w:i/>
-          <w:iCs/>
-          <w:sz w:val="20"/>
-          <w:szCs w:val="20"/>
-        </w:rPr>
-        <w:t xml:space="preserve"> to 500 GB</w:t>
-      </w:r>
-      <w:r>
-        <w:rPr>
-          <w:rFonts w:ascii="Calibri" w:hAnsi="Calibri" w:cs="Calibri"/>
-          <w:i/>
-          <w:iCs/>
-          <w:sz w:val="20"/>
-          <w:szCs w:val="20"/>
-        </w:rPr>
-        <w:t xml:space="preserve"> IoT data</w:t>
-      </w:r>
-      <w:r>
-        <w:rPr>
-          <w:rFonts w:ascii="Calibri" w:hAnsi="Calibri" w:cs="Calibri"/>
-          <w:i/>
-          <w:iCs/>
-          <w:sz w:val="20"/>
-          <w:szCs w:val="20"/>
-        </w:rPr>
-        <w:t xml:space="preserve"> </w:t>
-      </w:r>
-      <w:r>
-        <w:rPr>
-          <w:rFonts w:ascii="Calibri" w:hAnsi="Calibri" w:cs="Calibri"/>
-          <w:i/>
-          <w:iCs/>
-          <w:sz w:val="20"/>
-          <w:szCs w:val="20"/>
-        </w:rPr>
-        <w:t>every day</w:t>
-      </w:r>
-      <w:r>
-        <w:rPr>
-          <w:rFonts w:ascii="Calibri" w:hAnsi="Calibri" w:cs="Calibri"/>
-          <w:i/>
-          <w:iCs/>
-          <w:sz w:val="20"/>
-          <w:szCs w:val="20"/>
-        </w:rPr>
-        <w:t>, coming from Source Team (</w:t>
-      </w:r>
-      <w:r>
-        <w:rPr>
-          <w:rFonts w:ascii="Calibri" w:hAnsi="Calibri" w:cs="Calibri"/>
-          <w:i/>
-          <w:iCs/>
-          <w:sz w:val="20"/>
-          <w:szCs w:val="20"/>
-        </w:rPr>
-        <w:t>dump in S3)</w:t>
-      </w:r>
-      <w:r>
-        <w:rPr>
-          <w:rFonts w:ascii="Calibri" w:hAnsi="Calibri" w:cs="Calibri"/>
-          <w:sz w:val="20"/>
-          <w:szCs w:val="20"/>
-        </w:rPr>
-        <w:t>.</w:t>
+        <w:spacing w:line="240" w:lineRule="auto"/>
+        <w:rPr>
+          <w:rFonts w:ascii="Calibri" w:hAnsi="Calibri" w:cs="Calibri"/>
+          <w:b/>
+          <w:bCs/>
+          <w:sz w:val="20"/>
+          <w:szCs w:val="20"/>
+        </w:rPr>
+      </w:pPr>
+      <w:r>
+        <w:rPr>
+          <w:rFonts w:ascii="Calibri" w:hAnsi="Calibri" w:cs="Calibri"/>
+          <w:b/>
+          <w:bCs/>
+          <w:sz w:val="20"/>
+          <w:szCs w:val="20"/>
+        </w:rPr>
+        <w:t>Provision, manage, and scale multi-tiered AWS cloud infrastructure utilizing Terraform (</w:t>
+      </w:r>
+      <w:proofErr w:type="spellStart"/>
+      <w:r>
+        <w:rPr>
+          <w:rFonts w:ascii="Calibri" w:hAnsi="Calibri" w:cs="Calibri"/>
+          <w:b/>
+          <w:bCs/>
+          <w:sz w:val="20"/>
+          <w:szCs w:val="20"/>
+        </w:rPr>
+        <w:t>IaC</w:t>
+      </w:r>
+      <w:proofErr w:type="spellEnd"/>
+      <w:r>
+        <w:rPr>
+          <w:rFonts w:ascii="Calibri" w:hAnsi="Calibri" w:cs="Calibri"/>
+          <w:b/>
+          <w:bCs/>
+          <w:sz w:val="20"/>
+          <w:szCs w:val="20"/>
+        </w:rPr>
+        <w:t>) and Docker, actively managing 50+ distributed compute nodes, Amazon MSK/Kafka brokers, and serverless execution environments across multiple production tiers.</w:t>
       </w:r>
     </w:p>
     <w:p>
@@ -861,20 +1020,24 @@
           <w:ilvl w:val="0"/>
           <w:numId w:val="13"/>
         </w:numPr>
-        <w:spacing w:after="0" w:line="240" w:lineRule="auto"/>
-        <w:rPr>
-          <w:rFonts w:ascii="Calibri" w:hAnsi="Calibri" w:cs="Calibri"/>
-          <w:sz w:val="20"/>
-          <w:szCs w:val="20"/>
-        </w:rPr>
-      </w:pPr>
-      <w:r>
-        <w:rPr>
-          <w:rFonts w:ascii="Calibri" w:hAnsi="Calibri" w:cs="Calibri"/>
-          <w:sz w:val="20"/>
-          <w:szCs w:val="20"/>
-        </w:rPr>
-        <w:t>Support, troubleshoot, and maintain high-throughput event-driven infrastructure (Amazon MSK/Kafka, EventBridge) ensuring strict environment consistency and system availability.</w:t>
+        <w:spacing w:line="240" w:lineRule="auto"/>
+        <w:rPr>
+          <w:rFonts w:ascii="Calibri" w:hAnsi="Calibri" w:cs="Calibri"/>
+          <w:b/>
+          <w:bCs/>
+          <w:sz w:val="20"/>
+          <w:szCs w:val="20"/>
+        </w:rPr>
+      </w:pPr>
+      <w:r>
+        <w:rPr>
+          <w:rFonts w:ascii="Calibri" w:hAnsi="Calibri" w:cs="Calibri"/>
+          <w:b/>
+          <w:bCs/>
+          <w:sz w:val="20"/>
+          <w:szCs w:val="20"/>
+        </w:rPr>
+        <w:t>Manage both secure internal event-driven pipelines and public-facing APIs, ensuring reliable data delivery for enterprise clients, global aviation personnel, and downstream B2B applications processing 200 GB to 500 GB of IoT data daily.</w:t>
       </w:r>
     </w:p>
     <w:p>
@@ -883,116 +1046,46 @@
           <w:ilvl w:val="0"/>
           <w:numId w:val="13"/>
         </w:numPr>
-        <w:spacing w:after="0" w:line="240" w:lineRule="auto"/>
-        <w:rPr>
-          <w:rFonts w:ascii="Calibri" w:hAnsi="Calibri" w:cs="Calibri"/>
-          <w:sz w:val="20"/>
-          <w:szCs w:val="20"/>
-        </w:rPr>
-      </w:pPr>
-      <w:r>
-        <w:rPr>
-          <w:rFonts w:ascii="Calibri" w:hAnsi="Calibri" w:cs="Calibri"/>
-          <w:sz w:val="20"/>
-          <w:szCs w:val="20"/>
-        </w:rPr>
-        <w:t>Apply SRE principles to container security by performing comprehensive Root Cause Analysis (RCA) on Docker images and Python dependencies, patching critical CVEs to improve system reliability and minimize potential downtime</w:t>
-      </w:r>
-      <w:r>
-        <w:rPr>
-          <w:rFonts w:ascii="Calibri" w:hAnsi="Calibri" w:cs="Calibri"/>
-          <w:sz w:val="20"/>
-          <w:szCs w:val="20"/>
-        </w:rPr>
-        <w:t xml:space="preserve"> (</w:t>
-      </w:r>
-      <w:r>
-        <w:rPr>
-          <w:rFonts w:ascii="Calibri" w:hAnsi="Calibri" w:cs="Calibri"/>
-          <w:sz w:val="20"/>
-          <w:szCs w:val="20"/>
-        </w:rPr>
-        <w:t xml:space="preserve">0 min for </w:t>
-      </w:r>
-      <w:r>
-        <w:rPr>
-          <w:rFonts w:ascii="Calibri" w:hAnsi="Calibri" w:cs="Calibri"/>
-          <w:sz w:val="20"/>
-          <w:szCs w:val="20"/>
-        </w:rPr>
-        <w:t>most of the</w:t>
-      </w:r>
-      <w:r>
-        <w:rPr>
-          <w:rFonts w:ascii="Calibri" w:hAnsi="Calibri" w:cs="Calibri"/>
-          <w:sz w:val="20"/>
-          <w:szCs w:val="20"/>
-        </w:rPr>
-        <w:t xml:space="preserve"> </w:t>
-      </w:r>
-      <w:r>
-        <w:rPr>
-          <w:rFonts w:ascii="Calibri" w:hAnsi="Calibri" w:cs="Calibri"/>
-          <w:sz w:val="20"/>
-          <w:szCs w:val="20"/>
-        </w:rPr>
-        <w:t xml:space="preserve">Pipelines &amp; for </w:t>
-      </w:r>
-      <w:r>
-        <w:rPr>
-          <w:rFonts w:ascii="Calibri" w:hAnsi="Calibri" w:cs="Calibri"/>
-          <w:sz w:val="20"/>
-          <w:szCs w:val="20"/>
-        </w:rPr>
-        <w:t>some</w:t>
-      </w:r>
-      <w:r>
-        <w:rPr>
-          <w:rFonts w:ascii="Calibri" w:hAnsi="Calibri" w:cs="Calibri"/>
-          <w:sz w:val="20"/>
-          <w:szCs w:val="20"/>
-        </w:rPr>
-        <w:t xml:space="preserve"> </w:t>
-      </w:r>
-      <w:r>
-        <w:rPr>
-          <w:rFonts w:ascii="Calibri" w:hAnsi="Calibri" w:cs="Calibri"/>
-          <w:sz w:val="20"/>
-          <w:szCs w:val="20"/>
-        </w:rPr>
-        <w:t>maximum 30 min</w:t>
-      </w:r>
-      <w:r>
-        <w:rPr>
-          <w:rFonts w:ascii="Calibri" w:hAnsi="Calibri" w:cs="Calibri"/>
-          <w:sz w:val="20"/>
-          <w:szCs w:val="20"/>
-        </w:rPr>
-        <w:t xml:space="preserve"> </w:t>
-      </w:r>
-      <w:r>
-        <w:rPr>
-          <w:rFonts w:ascii="Calibri" w:hAnsi="Calibri" w:cs="Calibri"/>
-          <w:sz w:val="20"/>
-          <w:szCs w:val="20"/>
-        </w:rPr>
-        <w:t>downtime</w:t>
-      </w:r>
-      <w:r>
-        <w:rPr>
-          <w:rFonts w:ascii="Calibri" w:hAnsi="Calibri" w:cs="Calibri"/>
-          <w:sz w:val="20"/>
-          <w:szCs w:val="20"/>
-        </w:rPr>
-        <w:t>)</w:t>
-      </w:r>
-      <w:r>
-        <w:rPr>
-          <w:rFonts w:ascii="Calibri" w:hAnsi="Calibri" w:cs="Calibri"/>
-          <w:sz w:val="20"/>
-          <w:szCs w:val="20"/>
-        </w:rPr>
-        <w:t>.</w:t>
+        <w:spacing w:line="240" w:lineRule="auto"/>
+        <w:rPr>
+          <w:rFonts w:ascii="Calibri" w:hAnsi="Calibri" w:cs="Calibri"/>
+          <w:b/>
+          <w:bCs/>
+          <w:sz w:val="20"/>
+          <w:szCs w:val="20"/>
+        </w:rPr>
+      </w:pPr>
+      <w:r>
+        <w:rPr>
+          <w:rFonts w:ascii="Calibri" w:hAnsi="Calibri" w:cs="Calibri"/>
+          <w:b/>
+          <w:bCs/>
+          <w:sz w:val="20"/>
+          <w:szCs w:val="20"/>
+        </w:rPr>
+        <w:t xml:space="preserve">Lead Platform </w:t>
+      </w:r>
+      <w:proofErr w:type="gramStart"/>
+      <w:r>
+        <w:rPr>
+          <w:rFonts w:ascii="Calibri" w:hAnsi="Calibri" w:cs="Calibri"/>
+          <w:b/>
+          <w:bCs/>
+          <w:sz w:val="20"/>
+          <w:szCs w:val="20"/>
+        </w:rPr>
+        <w:t>Level-2</w:t>
+      </w:r>
+      <w:proofErr w:type="gramEnd"/>
+      <w:r>
+        <w:rPr>
+          <w:rFonts w:ascii="Calibri" w:hAnsi="Calibri" w:cs="Calibri"/>
+          <w:b/>
+          <w:bCs/>
+          <w:sz w:val="20"/>
+          <w:szCs w:val="20"/>
+        </w:rPr>
+        <w:t xml:space="preserve"> (L2) shift support and incident response, actively monitoring 60+ Datadog infrastructure alerts across 5 environments to enforce strict SLAs, support performance, and maintain near-zero deployment downtime.</w:t>
       </w:r>
     </w:p>
     <w:p>
@@ -1001,177 +1094,29 @@
           <w:ilvl w:val="0"/>
           <w:numId w:val="13"/>
         </w:numPr>
-        <w:spacing w:after="0" w:line="240" w:lineRule="auto"/>
-        <w:rPr>
-          <w:rFonts w:ascii="Calibri" w:hAnsi="Calibri" w:cs="Calibri"/>
-          <w:sz w:val="20"/>
-          <w:szCs w:val="20"/>
-        </w:rPr>
-      </w:pPr>
-      <w:r>
-        <w:rPr>
-          <w:rFonts w:ascii="Calibri" w:hAnsi="Calibri" w:cs="Calibri"/>
-          <w:sz w:val="20"/>
-          <w:szCs w:val="20"/>
-        </w:rPr>
-        <w:t xml:space="preserve">Engineer and maintain a Python and Boto3-based </w:t>
-      </w:r>
-      <w:r>
-        <w:rPr>
-          <w:rFonts w:ascii="Calibri" w:hAnsi="Calibri" w:cs="Calibri"/>
-          <w:b/>
-          <w:bCs/>
-          <w:sz w:val="20"/>
-          <w:szCs w:val="20"/>
-        </w:rPr>
-        <w:t xml:space="preserve">automation </w:t>
-      </w:r>
-      <w:r>
-        <w:rPr>
-          <w:rFonts w:ascii="Calibri" w:hAnsi="Calibri" w:cs="Calibri"/>
-          <w:b/>
-          <w:bCs/>
-          <w:sz w:val="20"/>
-          <w:szCs w:val="20"/>
-        </w:rPr>
-        <w:t>script</w:t>
-      </w:r>
-      <w:r>
-        <w:rPr>
-          <w:rFonts w:ascii="Calibri" w:hAnsi="Calibri" w:cs="Calibri"/>
-          <w:sz w:val="20"/>
-          <w:szCs w:val="20"/>
-        </w:rPr>
-        <w:t xml:space="preserve"> currently adopted by </w:t>
-      </w:r>
-      <w:r>
-        <w:rPr>
-          <w:rFonts w:ascii="Calibri" w:hAnsi="Calibri" w:cs="Calibri"/>
-          <w:sz w:val="20"/>
-          <w:szCs w:val="20"/>
-        </w:rPr>
-        <w:t>our</w:t>
-      </w:r>
-      <w:r>
-        <w:rPr>
-          <w:rFonts w:ascii="Calibri" w:hAnsi="Calibri" w:cs="Calibri"/>
-          <w:sz w:val="20"/>
-          <w:szCs w:val="20"/>
-        </w:rPr>
-        <w:t xml:space="preserve"> </w:t>
-      </w:r>
-      <w:r>
-        <w:rPr>
-          <w:rFonts w:ascii="Calibri" w:hAnsi="Calibri" w:cs="Calibri"/>
-          <w:sz w:val="20"/>
-          <w:szCs w:val="20"/>
-        </w:rPr>
-        <w:t>30</w:t>
-      </w:r>
-      <w:r>
-        <w:rPr>
-          <w:rFonts w:ascii="Calibri" w:hAnsi="Calibri" w:cs="Calibri"/>
-          <w:sz w:val="20"/>
-          <w:szCs w:val="20"/>
-        </w:rPr>
-        <w:t xml:space="preserve">-person </w:t>
-      </w:r>
-      <w:r>
-        <w:rPr>
-          <w:rFonts w:ascii="Calibri" w:hAnsi="Calibri" w:cs="Calibri"/>
-          <w:sz w:val="20"/>
-          <w:szCs w:val="20"/>
-        </w:rPr>
-        <w:t xml:space="preserve">DevOps team for universal task validation (including S3 data dumps, deployments, and infrastructure updates). </w:t>
-      </w:r>
-      <w:r>
-        <w:rPr>
-          <w:rFonts w:ascii="Calibri" w:hAnsi="Calibri" w:cs="Calibri"/>
-          <w:sz w:val="20"/>
-          <w:szCs w:val="20"/>
-        </w:rPr>
-        <w:t xml:space="preserve">Integrate with </w:t>
-      </w:r>
-      <w:r>
-        <w:rPr>
-          <w:rFonts w:ascii="Calibri" w:hAnsi="Calibri" w:cs="Calibri"/>
-          <w:b/>
-          <w:bCs/>
-          <w:sz w:val="20"/>
-          <w:szCs w:val="20"/>
-        </w:rPr>
-        <w:t>Datadog</w:t>
-      </w:r>
-      <w:r>
-        <w:rPr>
-          <w:rFonts w:ascii="Calibri" w:hAnsi="Calibri" w:cs="Calibri"/>
-          <w:sz w:val="20"/>
-          <w:szCs w:val="20"/>
-        </w:rPr>
-        <w:t xml:space="preserve"> and </w:t>
-      </w:r>
-      <w:r>
-        <w:rPr>
-          <w:rFonts w:ascii="Calibri" w:hAnsi="Calibri" w:cs="Calibri"/>
-          <w:b/>
-          <w:bCs/>
-          <w:sz w:val="20"/>
-          <w:szCs w:val="20"/>
-        </w:rPr>
-        <w:t>CloudWatch</w:t>
-      </w:r>
-      <w:r>
-        <w:rPr>
-          <w:rFonts w:ascii="Calibri" w:hAnsi="Calibri" w:cs="Calibri"/>
-          <w:sz w:val="20"/>
-          <w:szCs w:val="20"/>
-        </w:rPr>
-        <w:t xml:space="preserve"> to track Lambda invocations and errors, </w:t>
-      </w:r>
-      <w:r>
-        <w:rPr>
-          <w:rFonts w:ascii="Calibri" w:hAnsi="Calibri" w:cs="Calibri"/>
-          <w:b/>
-          <w:bCs/>
-          <w:sz w:val="20"/>
-          <w:szCs w:val="20"/>
-        </w:rPr>
-        <w:t>successfully reducing manual operational toil by 90% through continuous, feedback-driven iterations</w:t>
-      </w:r>
-      <w:r>
-        <w:rPr>
-          <w:rFonts w:ascii="Calibri" w:hAnsi="Calibri" w:cs="Calibri"/>
-          <w:sz w:val="20"/>
-          <w:szCs w:val="20"/>
-        </w:rPr>
-        <w:t>.</w:t>
+        <w:spacing w:line="240" w:lineRule="auto"/>
+        <w:rPr>
+          <w:rFonts w:ascii="Calibri" w:hAnsi="Calibri" w:cs="Calibri"/>
+          <w:b/>
+          <w:bCs/>
+          <w:sz w:val="20"/>
+          <w:szCs w:val="20"/>
+        </w:rPr>
+      </w:pPr>
+      <w:r>
+        <w:rPr>
+          <w:rFonts w:ascii="Calibri" w:hAnsi="Calibri" w:cs="Calibri"/>
+          <w:b/>
+          <w:bCs/>
+          <w:sz w:val="20"/>
+          <w:szCs w:val="20"/>
+        </w:rPr>
+        <w:t>Execute advanced production troubleshooting via SSH, utilizing deep Linux OS administration and log extraction techniques to rapidly resolve live infrastructure anomalies, complex routing issues, and DNS failures.</w:t>
       </w:r>
     </w:p>
     <w:p>
       <w:pPr>
-        <w:numPr>
-          <w:ilvl w:val="0"/>
-          <w:numId w:val="13"/>
-        </w:numPr>
-        <w:spacing w:after="0" w:line="240" w:lineRule="auto"/>
-        <w:rPr>
-          <w:rFonts w:ascii="Calibri" w:hAnsi="Calibri" w:cs="Calibri"/>
-          <w:sz w:val="20"/>
-          <w:szCs w:val="20"/>
-        </w:rPr>
-      </w:pPr>
-      <w:r>
-        <w:rPr>
-          <w:rFonts w:ascii="Calibri" w:hAnsi="Calibri" w:cs="Calibri"/>
-          <w:sz w:val="20"/>
-          <w:szCs w:val="20"/>
-        </w:rPr>
-        <w:t>Successfully architected and onboarded the Pathfinder consumer to the Cabin Crew Ground activities, Details, and Schedules APIs, ensuring seamless data retrieval.</w:t>
-      </w:r>
-    </w:p>
-    <w:p>
-      <w:pPr>
-        <w:spacing w:after="0" w:line="240" w:lineRule="auto"/>
+        <w:spacing w:line="240" w:lineRule="auto"/>
         <w:rPr>
           <w:rFonts w:ascii="Calibri" w:hAnsi="Calibri" w:cs="Calibri"/>
           <w:b/>
@@ -1221,7 +1166,27 @@
           <w:sz w:val="20"/>
           <w:szCs w:val="20"/>
         </w:rPr>
-        <w:t>Network &amp; DevOps Trainee (Apple Infrastructure Project)</w:t>
+        <w:t>Network &amp; DevOps Trainee (</w:t>
+      </w:r>
+      <w:r>
+        <w:rPr>
+          <w:rFonts w:ascii="Calibri" w:hAnsi="Calibri" w:cs="Calibri"/>
+          <w:i/>
+          <w:iCs/>
+          <w:sz w:val="20"/>
+          <w:szCs w:val="20"/>
+        </w:rPr>
+        <w:t>Global Technology Client</w:t>
+      </w:r>
+      <w:r>
+        <w:rPr>
+          <w:rFonts w:ascii="Calibri" w:hAnsi="Calibri" w:cs="Calibri"/>
+          <w:i/>
+          <w:iCs/>
+          <w:sz w:val="20"/>
+          <w:szCs w:val="20"/>
+        </w:rPr>
+        <w:t>)</w:t>
       </w:r>
       <w:r>
         <w:rPr>
@@ -1231,6 +1196,16 @@
         </w:rPr>
         <w:t xml:space="preserve"> | Oct 2025 </w:t>
       </w:r>
+    </w:p>
+    <w:p>
+      <w:pPr>
+        <w:spacing w:after="0" w:line="240" w:lineRule="auto"/>
+        <w:rPr>
+          <w:rFonts w:ascii="Calibri" w:hAnsi="Calibri" w:cs="Calibri"/>
+          <w:sz w:val="20"/>
+          <w:szCs w:val="20"/>
+        </w:rPr>
+      </w:pPr>
     </w:p>
     <w:p>
       <w:pPr>
@@ -1238,7 +1213,7 @@
           <w:ilvl w:val="0"/>
           <w:numId w:val="14"/>
         </w:numPr>
-        <w:spacing w:after="0" w:line="240" w:lineRule="auto"/>
+        <w:spacing w:line="240" w:lineRule="auto"/>
         <w:rPr>
           <w:rFonts w:ascii="Calibri" w:hAnsi="Calibri" w:cs="Calibri"/>
           <w:sz w:val="20"/>
@@ -1253,6 +1228,7 @@
         </w:rPr>
         <w:t xml:space="preserve">Troubleshot deep Linux OS and networking issues, </w:t>
       </w:r>
+      <w:proofErr w:type="spellStart"/>
       <w:r>
         <w:rPr>
           <w:rFonts w:ascii="Calibri" w:hAnsi="Calibri" w:cs="Calibri"/>
@@ -1261,6 +1237,7 @@
         </w:rPr>
         <w:t>analyzing</w:t>
       </w:r>
+      <w:proofErr w:type="spellEnd"/>
       <w:r>
         <w:rPr>
           <w:rFonts w:ascii="Calibri" w:hAnsi="Calibri" w:cs="Calibri"/>
@@ -1277,15 +1254,65 @@
           <w:sz w:val="20"/>
           <w:szCs w:val="20"/>
         </w:rPr>
-        <w:t>system calls (strace), inodes</w:t>
-      </w:r>
-      <w:r>
-        <w:rPr>
-          <w:rFonts w:ascii="Calibri" w:hAnsi="Calibri" w:cs="Calibri"/>
-          <w:sz w:val="20"/>
-          <w:szCs w:val="20"/>
-        </w:rPr>
-        <w:t>, and network traffic using tcpdump and Wireshark.</w:t>
+        <w:t>system calls (</w:t>
+      </w:r>
+      <w:proofErr w:type="spellStart"/>
+      <w:r>
+        <w:rPr>
+          <w:rFonts w:ascii="Calibri" w:hAnsi="Calibri" w:cs="Calibri"/>
+          <w:b/>
+          <w:bCs/>
+          <w:sz w:val="20"/>
+          <w:szCs w:val="20"/>
+        </w:rPr>
+        <w:t>strace</w:t>
+      </w:r>
+      <w:proofErr w:type="spellEnd"/>
+      <w:r>
+        <w:rPr>
+          <w:rFonts w:ascii="Calibri" w:hAnsi="Calibri" w:cs="Calibri"/>
+          <w:b/>
+          <w:bCs/>
+          <w:sz w:val="20"/>
+          <w:szCs w:val="20"/>
+        </w:rPr>
+        <w:t xml:space="preserve">), </w:t>
+      </w:r>
+      <w:proofErr w:type="spellStart"/>
+      <w:r>
+        <w:rPr>
+          <w:rFonts w:ascii="Calibri" w:hAnsi="Calibri" w:cs="Calibri"/>
+          <w:b/>
+          <w:bCs/>
+          <w:sz w:val="20"/>
+          <w:szCs w:val="20"/>
+        </w:rPr>
+        <w:t>inodes</w:t>
+      </w:r>
+      <w:proofErr w:type="spellEnd"/>
+      <w:r>
+        <w:rPr>
+          <w:rFonts w:ascii="Calibri" w:hAnsi="Calibri" w:cs="Calibri"/>
+          <w:sz w:val="20"/>
+          <w:szCs w:val="20"/>
+        </w:rPr>
+        <w:t>, and network traffic using</w:t>
+      </w:r>
+      <w:r>
+        <w:rPr>
+          <w:rFonts w:ascii="Calibri" w:hAnsi="Calibri" w:cs="Calibri"/>
+          <w:sz w:val="20"/>
+          <w:szCs w:val="20"/>
+        </w:rPr>
+        <w:t xml:space="preserve"> TCP </w:t>
+      </w:r>
+      <w:r>
+        <w:rPr>
+          <w:rFonts w:ascii="Calibri" w:hAnsi="Calibri" w:cs="Calibri"/>
+          <w:sz w:val="20"/>
+          <w:szCs w:val="20"/>
+        </w:rPr>
+        <w:t>dump and Wireshark.</w:t>
       </w:r>
     </w:p>
     <w:p>
@@ -1294,7 +1321,7 @@
           <w:ilvl w:val="0"/>
           <w:numId w:val="14"/>
         </w:numPr>
-        <w:spacing w:after="0" w:line="240" w:lineRule="auto"/>
+        <w:spacing w:line="240" w:lineRule="auto"/>
         <w:rPr>
           <w:rFonts w:ascii="Calibri" w:hAnsi="Calibri" w:cs="Calibri"/>
           <w:sz w:val="20"/>
@@ -1316,7 +1343,7 @@
           <w:ilvl w:val="0"/>
           <w:numId w:val="14"/>
         </w:numPr>
-        <w:spacing w:after="0" w:line="240" w:lineRule="auto"/>
+        <w:spacing w:line="240" w:lineRule="auto"/>
         <w:rPr>
           <w:rFonts w:ascii="Calibri" w:hAnsi="Calibri" w:cs="Calibri"/>
           <w:sz w:val="20"/>
@@ -1361,20 +1388,12 @@
         <w:spacing w:after="0" w:line="240" w:lineRule="auto"/>
         <w:rPr>
           <w:rFonts w:ascii="Calibri" w:hAnsi="Calibri" w:cs="Calibri"/>
-          <w:sz w:val="20"/>
-          <w:szCs w:val="20"/>
-        </w:rPr>
-      </w:pPr>
-      <w:r>
-        <w:rPr>
-          <w:rFonts w:ascii="Calibri" w:hAnsi="Calibri" w:cs="Calibri"/>
-          <w:b/>
-          <w:bCs/>
-          <w:sz w:val="20"/>
-          <w:szCs w:val="20"/>
-        </w:rPr>
-        <w:t>SYSTEMS ENGINEERING &amp; AUTOMATION PROJECTS</w:t>
-      </w:r>
+          <w:b/>
+          <w:bCs/>
+          <w:sz w:val="20"/>
+          <w:szCs w:val="20"/>
+        </w:rPr>
+      </w:pPr>
     </w:p>
     <w:p>
       <w:pPr>
@@ -1387,85 +1406,261 @@
           <w:szCs w:val="20"/>
         </w:rPr>
       </w:pPr>
+      <w:r>
+        <w:rPr>
+          <w:rFonts w:ascii="Calibri" w:hAnsi="Calibri" w:cs="Calibri"/>
+          <w:b/>
+          <w:bCs/>
+          <w:sz w:val="20"/>
+          <w:szCs w:val="20"/>
+        </w:rPr>
+        <w:lastRenderedPageBreak/>
+        <w:t>SYSTEMS ENGINEERING &amp; AUTOMATION PROJECTS</w:t>
+      </w:r>
     </w:p>
     <w:p>
       <w:pPr>
-        <w:pStyle w:val="ListParagraph"/>
+        <w:spacing w:line="240" w:lineRule="auto"/>
+        <w:rPr>
+          <w:rFonts w:ascii="Calibri" w:hAnsi="Calibri" w:cs="Calibri"/>
+          <w:b/>
+          <w:bCs/>
+          <w:sz w:val="20"/>
+          <w:szCs w:val="20"/>
+        </w:rPr>
+      </w:pPr>
+      <w:r>
+        <w:rPr>
+          <w:rFonts w:ascii="Calibri" w:hAnsi="Calibri" w:cs="Calibri"/>
+          <w:b/>
+          <w:bCs/>
+          <w:sz w:val="20"/>
+          <w:szCs w:val="20"/>
+        </w:rPr>
+        <w:t>ENTERPRISE ENGINEERING PROJECTS (Tata Consultancy Services)</w:t>
+      </w:r>
+    </w:p>
+    <w:p>
+      <w:pPr>
+        <w:spacing w:after="0" w:line="240" w:lineRule="auto"/>
+        <w:rPr>
+          <w:rFonts w:ascii="Calibri" w:hAnsi="Calibri" w:cs="Calibri"/>
+          <w:b/>
+          <w:bCs/>
+          <w:sz w:val="20"/>
+          <w:szCs w:val="20"/>
+        </w:rPr>
+      </w:pPr>
+      <w:r>
+        <w:rPr>
+          <w:rFonts w:ascii="Calibri" w:hAnsi="Calibri" w:cs="Calibri"/>
+          <w:b/>
+          <w:bCs/>
+          <w:sz w:val="20"/>
+          <w:szCs w:val="20"/>
+        </w:rPr>
+        <w:t>1. Post-Deployment Infrastructure Validation Engine</w:t>
+      </w:r>
+    </w:p>
+    <w:p>
+      <w:pPr>
         <w:numPr>
           <w:ilvl w:val="0"/>
-          <w:numId w:val="25"/>
+          <w:numId w:val="30"/>
         </w:numPr>
         <w:spacing w:after="0" w:line="240" w:lineRule="auto"/>
         <w:rPr>
           <w:rFonts w:ascii="Calibri" w:hAnsi="Calibri" w:cs="Calibri"/>
-          <w:sz w:val="20"/>
-          <w:szCs w:val="20"/>
-        </w:rPr>
-      </w:pPr>
-      <w:r>
-        <w:rPr>
-          <w:rFonts w:ascii="Calibri" w:hAnsi="Calibri" w:cs="Calibri"/>
-          <w:b/>
-          <w:bCs/>
-          <w:sz w:val="20"/>
-          <w:szCs w:val="20"/>
-        </w:rPr>
-        <w:t>Cloud Cost Optimization &amp; Observability Investigation</w:t>
+          <w:b/>
+          <w:bCs/>
+          <w:sz w:val="20"/>
+          <w:szCs w:val="20"/>
+        </w:rPr>
+      </w:pPr>
+      <w:r>
+        <w:rPr>
+          <w:rFonts w:ascii="Calibri" w:hAnsi="Calibri" w:cs="Calibri"/>
+          <w:b/>
+          <w:bCs/>
+          <w:sz w:val="20"/>
+          <w:szCs w:val="20"/>
+        </w:rPr>
+        <w:t>Engineered a Python and Boto3 engine from scratch to auto-discover AWS resources (Lambda, SNS, API Gateway) and automate a 30-minute manual deployment checklist into a 2-minute zero-error pipeline.</w:t>
       </w:r>
     </w:p>
     <w:p>
       <w:pPr>
         <w:numPr>
           <w:ilvl w:val="0"/>
-          <w:numId w:val="20"/>
+          <w:numId w:val="30"/>
+        </w:numPr>
+        <w:spacing w:line="240" w:lineRule="auto"/>
+        <w:rPr>
+          <w:rFonts w:ascii="Calibri" w:hAnsi="Calibri" w:cs="Calibri"/>
+          <w:b/>
+          <w:bCs/>
+          <w:sz w:val="20"/>
+          <w:szCs w:val="20"/>
+        </w:rPr>
+      </w:pPr>
+      <w:r>
+        <w:rPr>
+          <w:rFonts w:ascii="Calibri" w:hAnsi="Calibri" w:cs="Calibri"/>
+          <w:b/>
+          <w:bCs/>
+          <w:sz w:val="20"/>
+          <w:szCs w:val="20"/>
+        </w:rPr>
+        <w:t>Integrated CloudWatch metrics and log filtering to enforce strict baseline health checks, generating automated, audit-ready performance reports for a 30-person DevOps team.</w:t>
+      </w:r>
+    </w:p>
+    <w:p>
+      <w:pPr>
+        <w:spacing w:after="0" w:line="240" w:lineRule="auto"/>
+        <w:rPr>
+          <w:rFonts w:ascii="Calibri" w:hAnsi="Calibri" w:cs="Calibri"/>
+          <w:b/>
+          <w:bCs/>
+          <w:sz w:val="20"/>
+          <w:szCs w:val="20"/>
+        </w:rPr>
+      </w:pPr>
+      <w:r>
+        <w:rPr>
+          <w:rFonts w:ascii="Calibri" w:hAnsi="Calibri" w:cs="Calibri"/>
+          <w:b/>
+          <w:bCs/>
+          <w:sz w:val="20"/>
+          <w:szCs w:val="20"/>
+        </w:rPr>
+        <w:t>2. UAT Data Pipeline &amp; Health-Check Automation</w:t>
+      </w:r>
+    </w:p>
+    <w:p>
+      <w:pPr>
+        <w:numPr>
+          <w:ilvl w:val="0"/>
+          <w:numId w:val="31"/>
         </w:numPr>
         <w:spacing w:after="0" w:line="240" w:lineRule="auto"/>
         <w:rPr>
           <w:rFonts w:ascii="Calibri" w:hAnsi="Calibri" w:cs="Calibri"/>
-          <w:sz w:val="20"/>
-          <w:szCs w:val="20"/>
-        </w:rPr>
-      </w:pPr>
-      <w:r>
-        <w:rPr>
-          <w:rFonts w:ascii="Calibri" w:hAnsi="Calibri" w:cs="Calibri"/>
-          <w:sz w:val="20"/>
-          <w:szCs w:val="20"/>
-        </w:rPr>
-        <w:t>Spearheaded an extensive AWS cost anomaly investigation, utilizing CloudTrail and Datadog to identify operational inefficiencies across Lambda, SNS, and SQS services.</w:t>
+          <w:b/>
+          <w:bCs/>
+          <w:sz w:val="20"/>
+          <w:szCs w:val="20"/>
+        </w:rPr>
+      </w:pPr>
+      <w:r>
+        <w:rPr>
+          <w:rFonts w:ascii="Calibri" w:hAnsi="Calibri" w:cs="Calibri"/>
+          <w:b/>
+          <w:bCs/>
+          <w:sz w:val="20"/>
+          <w:szCs w:val="20"/>
+        </w:rPr>
+        <w:t>Built a dedicated QA testing harness and Python automation script to validate 1:1 payload comparisons and secure SHA-256 hashing across multi-tiered UAT environments.</w:t>
       </w:r>
     </w:p>
     <w:p>
       <w:pPr>
         <w:numPr>
           <w:ilvl w:val="0"/>
-          <w:numId w:val="20"/>
+          <w:numId w:val="31"/>
+        </w:numPr>
+        <w:spacing w:line="240" w:lineRule="auto"/>
+        <w:rPr>
+          <w:rFonts w:ascii="Calibri" w:hAnsi="Calibri" w:cs="Calibri"/>
+          <w:b/>
+          <w:bCs/>
+          <w:sz w:val="20"/>
+          <w:szCs w:val="20"/>
+        </w:rPr>
+      </w:pPr>
+      <w:r>
+        <w:rPr>
+          <w:rFonts w:ascii="Calibri" w:hAnsi="Calibri" w:cs="Calibri"/>
+          <w:b/>
+          <w:bCs/>
+          <w:sz w:val="20"/>
+          <w:szCs w:val="20"/>
+        </w:rPr>
+        <w:t>Automated manual JSON comparison processes and tracked DLQ routing via CloudWatch Logs Insights, accelerating QA regression testing and ensuring downstream data reliability.</w:t>
+      </w:r>
+    </w:p>
+    <w:p>
+      <w:pPr>
+        <w:spacing w:after="0" w:line="240" w:lineRule="auto"/>
+        <w:rPr>
+          <w:rFonts w:ascii="Calibri" w:hAnsi="Calibri" w:cs="Calibri"/>
+          <w:b/>
+          <w:bCs/>
+          <w:sz w:val="20"/>
+          <w:szCs w:val="20"/>
+        </w:rPr>
+      </w:pPr>
+      <w:r>
+        <w:rPr>
+          <w:rFonts w:ascii="Calibri" w:hAnsi="Calibri" w:cs="Calibri"/>
+          <w:b/>
+          <w:bCs/>
+          <w:sz w:val="20"/>
+          <w:szCs w:val="20"/>
+        </w:rPr>
+        <w:t>3. High-Throughput Data Extraction (Automated Manual Dumps)</w:t>
+      </w:r>
+    </w:p>
+    <w:p>
+      <w:pPr>
+        <w:numPr>
+          <w:ilvl w:val="0"/>
+          <w:numId w:val="32"/>
         </w:numPr>
         <w:spacing w:after="0" w:line="240" w:lineRule="auto"/>
         <w:rPr>
           <w:rFonts w:ascii="Calibri" w:hAnsi="Calibri" w:cs="Calibri"/>
-          <w:sz w:val="20"/>
-          <w:szCs w:val="20"/>
-        </w:rPr>
-      </w:pPr>
-      <w:r>
-        <w:rPr>
-          <w:rFonts w:ascii="Calibri" w:hAnsi="Calibri" w:cs="Calibri"/>
-          <w:sz w:val="20"/>
-          <w:szCs w:val="20"/>
-        </w:rPr>
-        <w:t>Analyzed system behaviors and resource allocation to provide actionable insights for reducing cloud spend and optimizing infrastructure performance.</w:t>
+          <w:b/>
+          <w:bCs/>
+          <w:sz w:val="20"/>
+          <w:szCs w:val="20"/>
+        </w:rPr>
+      </w:pPr>
+      <w:r>
+        <w:rPr>
+          <w:rFonts w:ascii="Calibri" w:hAnsi="Calibri" w:cs="Calibri"/>
+          <w:b/>
+          <w:bCs/>
+          <w:sz w:val="20"/>
+          <w:szCs w:val="20"/>
+        </w:rPr>
+        <w:t>Developed Python-based software solutions utilizing Boto3 to eliminate manual extraction processes and automate complex data pipeline validation workflows.</w:t>
       </w:r>
     </w:p>
     <w:p>
       <w:pPr>
-        <w:spacing w:after="0" w:line="240" w:lineRule="auto"/>
-        <w:rPr>
-          <w:rFonts w:ascii="Calibri" w:hAnsi="Calibri" w:cs="Calibri"/>
-          <w:sz w:val="20"/>
-          <w:szCs w:val="20"/>
-        </w:rPr>
-      </w:pPr>
+        <w:numPr>
+          <w:ilvl w:val="0"/>
+          <w:numId w:val="32"/>
+        </w:numPr>
+        <w:spacing w:line="240" w:lineRule="auto"/>
+        <w:rPr>
+          <w:rFonts w:ascii="Calibri" w:hAnsi="Calibri" w:cs="Calibri"/>
+          <w:b/>
+          <w:bCs/>
+          <w:sz w:val="20"/>
+          <w:szCs w:val="20"/>
+        </w:rPr>
+      </w:pPr>
+      <w:r>
+        <w:rPr>
+          <w:rFonts w:ascii="Calibri" w:hAnsi="Calibri" w:cs="Calibri"/>
+          <w:b/>
+          <w:bCs/>
+          <w:sz w:val="20"/>
+          <w:szCs w:val="20"/>
+        </w:rPr>
+        <w:t>Orchestrated high-throughput data extraction bridging legacy Oracle SQL databases with AWS S3 cloud storage, ensuring reliable, performant data ingestion for downstream analytics teams.</w:t>
+      </w:r>
     </w:p>
     <w:p>
       <w:pPr>
@@ -1478,13 +1673,44 @@
           <w:szCs w:val="20"/>
         </w:rPr>
       </w:pPr>
+      <w:r>
+        <w:rPr>
+          <w:rFonts w:ascii="Calibri" w:hAnsi="Calibri" w:cs="Calibri"/>
+          <w:b/>
+          <w:bCs/>
+          <w:sz w:val="20"/>
+          <w:szCs w:val="20"/>
+        </w:rPr>
+        <w:t xml:space="preserve">4. </w:t>
+      </w:r>
+      <w:proofErr w:type="spellStart"/>
+      <w:r>
+        <w:rPr>
+          <w:rFonts w:ascii="Calibri" w:hAnsi="Calibri" w:cs="Calibri"/>
+          <w:b/>
+          <w:bCs/>
+          <w:sz w:val="20"/>
+          <w:szCs w:val="20"/>
+        </w:rPr>
+        <w:t>DevSecOps</w:t>
+      </w:r>
+      <w:proofErr w:type="spellEnd"/>
+      <w:r>
+        <w:rPr>
+          <w:rFonts w:ascii="Calibri" w:hAnsi="Calibri" w:cs="Calibri"/>
+          <w:b/>
+          <w:bCs/>
+          <w:sz w:val="20"/>
+          <w:szCs w:val="20"/>
+        </w:rPr>
+        <w:t xml:space="preserve"> &amp; Container Vulnerability Remediation</w:t>
+      </w:r>
     </w:p>
     <w:p>
       <w:pPr>
-        <w:pStyle w:val="ListParagraph"/>
         <w:numPr>
           <w:ilvl w:val="0"/>
-          <w:numId w:val="25"/>
+          <w:numId w:val="33"/>
         </w:numPr>
         <w:spacing w:after="0" w:line="240" w:lineRule="auto"/>
         <w:rPr>
@@ -1503,8 +1729,321 @@
           <w:sz w:val="20"/>
           <w:szCs w:val="20"/>
         </w:rPr>
-        <w:lastRenderedPageBreak/>
-        <w:t xml:space="preserve">Lightweight Python Web Server (OSI Layer 4/7): </w:t>
+        <w:t xml:space="preserve">Spearheaded comprehensive </w:t>
+      </w:r>
+      <w:proofErr w:type="spellStart"/>
+      <w:r>
+        <w:rPr>
+          <w:rFonts w:ascii="Calibri" w:hAnsi="Calibri" w:cs="Calibri"/>
+          <w:b/>
+          <w:bCs/>
+          <w:sz w:val="20"/>
+          <w:szCs w:val="20"/>
+        </w:rPr>
+        <w:t>DevSecOps</w:t>
+      </w:r>
+      <w:proofErr w:type="spellEnd"/>
+      <w:r>
+        <w:rPr>
+          <w:rFonts w:ascii="Calibri" w:hAnsi="Calibri" w:cs="Calibri"/>
+          <w:b/>
+          <w:bCs/>
+          <w:sz w:val="20"/>
+          <w:szCs w:val="20"/>
+        </w:rPr>
+        <w:t xml:space="preserve"> remediations to patch critical CVEs in containerized Python Lambdas via dependency upgrades.</w:t>
+      </w:r>
+    </w:p>
+    <w:p>
+      <w:pPr>
+        <w:numPr>
+          <w:ilvl w:val="0"/>
+          <w:numId w:val="33"/>
+        </w:numPr>
+        <w:spacing w:after="0" w:line="240" w:lineRule="auto"/>
+        <w:rPr>
+          <w:rFonts w:ascii="Calibri" w:hAnsi="Calibri" w:cs="Calibri"/>
+          <w:b/>
+          <w:bCs/>
+          <w:sz w:val="20"/>
+          <w:szCs w:val="20"/>
+        </w:rPr>
+      </w:pPr>
+      <w:r>
+        <w:rPr>
+          <w:rFonts w:ascii="Calibri" w:hAnsi="Calibri" w:cs="Calibri"/>
+          <w:b/>
+          <w:bCs/>
+          <w:sz w:val="20"/>
+          <w:szCs w:val="20"/>
+        </w:rPr>
+        <w:t xml:space="preserve">Implemented multi-stage Docker builds to restructure </w:t>
+      </w:r>
+      <w:proofErr w:type="spellStart"/>
+      <w:r>
+        <w:rPr>
+          <w:rFonts w:ascii="Calibri" w:hAnsi="Calibri" w:cs="Calibri"/>
+          <w:b/>
+          <w:bCs/>
+          <w:sz w:val="20"/>
+          <w:szCs w:val="20"/>
+        </w:rPr>
+        <w:t>Dockerfiles</w:t>
+      </w:r>
+      <w:proofErr w:type="spellEnd"/>
+      <w:r>
+        <w:rPr>
+          <w:rFonts w:ascii="Calibri" w:hAnsi="Calibri" w:cs="Calibri"/>
+          <w:b/>
+          <w:bCs/>
+          <w:sz w:val="20"/>
+          <w:szCs w:val="20"/>
+        </w:rPr>
+        <w:t xml:space="preserve">, successfully hardening container security, reducing AWS Lambda </w:t>
+      </w:r>
+      <w:proofErr w:type="gramStart"/>
+      <w:r>
+        <w:rPr>
+          <w:rFonts w:ascii="Calibri" w:hAnsi="Calibri" w:cs="Calibri"/>
+          <w:b/>
+          <w:bCs/>
+          <w:sz w:val="20"/>
+          <w:szCs w:val="20"/>
+        </w:rPr>
+        <w:t>cold-start</w:t>
+      </w:r>
+      <w:proofErr w:type="gramEnd"/>
+      <w:r>
+        <w:rPr>
+          <w:rFonts w:ascii="Calibri" w:hAnsi="Calibri" w:cs="Calibri"/>
+          <w:b/>
+          <w:bCs/>
+          <w:sz w:val="20"/>
+          <w:szCs w:val="20"/>
+        </w:rPr>
+        <w:t xml:space="preserve"> overhead, and achieving a 42% image size reduction (607MB to 350MB).</w:t>
+      </w:r>
+    </w:p>
+    <w:p>
+      <w:pPr>
+        <w:spacing w:after="0" w:line="240" w:lineRule="auto"/>
+        <w:rPr>
+          <w:rFonts w:ascii="Calibri" w:hAnsi="Calibri" w:cs="Calibri"/>
+          <w:b/>
+          <w:bCs/>
+          <w:sz w:val="20"/>
+          <w:szCs w:val="20"/>
+        </w:rPr>
+      </w:pPr>
+    </w:p>
+    <w:p>
+      <w:pPr>
+        <w:spacing w:line="240" w:lineRule="auto"/>
+        <w:rPr>
+          <w:rFonts w:ascii="Calibri" w:hAnsi="Calibri" w:cs="Calibri"/>
+          <w:b/>
+          <w:bCs/>
+          <w:sz w:val="20"/>
+          <w:szCs w:val="20"/>
+        </w:rPr>
+      </w:pPr>
+      <w:r>
+        <w:rPr>
+          <w:rFonts w:ascii="Calibri" w:hAnsi="Calibri" w:cs="Calibri"/>
+          <w:b/>
+          <w:bCs/>
+          <w:sz w:val="20"/>
+          <w:szCs w:val="20"/>
+        </w:rPr>
+        <w:t>ACADEMIC &amp; INDEPENDENT PROJECTS</w:t>
+      </w:r>
+    </w:p>
+    <w:p>
+      <w:pPr>
+        <w:spacing w:after="0" w:line="240" w:lineRule="auto"/>
+        <w:rPr>
+          <w:rFonts w:ascii="Calibri" w:hAnsi="Calibri" w:cs="Calibri"/>
+          <w:b/>
+          <w:bCs/>
+          <w:sz w:val="20"/>
+          <w:szCs w:val="20"/>
+        </w:rPr>
+      </w:pPr>
+      <w:r>
+        <w:rPr>
+          <w:rFonts w:ascii="Calibri" w:hAnsi="Calibri" w:cs="Calibri"/>
+          <w:b/>
+          <w:bCs/>
+          <w:sz w:val="20"/>
+          <w:szCs w:val="20"/>
+        </w:rPr>
+        <w:t>1. Lightweight Python Web Server (OSI Layer 4/7)</w:t>
+      </w:r>
+    </w:p>
+    <w:p>
+      <w:pPr>
+        <w:numPr>
+          <w:ilvl w:val="0"/>
+          <w:numId w:val="34"/>
+        </w:numPr>
+        <w:spacing w:line="240" w:lineRule="auto"/>
+        <w:rPr>
+          <w:rFonts w:ascii="Calibri" w:hAnsi="Calibri" w:cs="Calibri"/>
+          <w:b/>
+          <w:bCs/>
+          <w:sz w:val="20"/>
+          <w:szCs w:val="20"/>
+        </w:rPr>
+      </w:pPr>
+      <w:r>
+        <w:rPr>
+          <w:rFonts w:ascii="Calibri" w:hAnsi="Calibri" w:cs="Calibri"/>
+          <w:b/>
+          <w:bCs/>
+          <w:sz w:val="20"/>
+          <w:szCs w:val="20"/>
+        </w:rPr>
+        <w:t>Bypassed standard web frameworks to build a raw HTTP server from scratch using basic Python TCP Socket Programming, handling low-level GET/POST request parsing.</w:t>
+      </w:r>
+    </w:p>
+    <w:p>
+      <w:pPr>
+        <w:spacing w:after="0" w:line="240" w:lineRule="auto"/>
+        <w:rPr>
+          <w:rFonts w:ascii="Calibri" w:hAnsi="Calibri" w:cs="Calibri"/>
+          <w:b/>
+          <w:bCs/>
+          <w:sz w:val="20"/>
+          <w:szCs w:val="20"/>
+        </w:rPr>
+      </w:pPr>
+      <w:r>
+        <w:rPr>
+          <w:rFonts w:ascii="Calibri" w:hAnsi="Calibri" w:cs="Calibri"/>
+          <w:b/>
+          <w:bCs/>
+          <w:sz w:val="20"/>
+          <w:szCs w:val="20"/>
+        </w:rPr>
+        <w:t>2. Network Security &amp; Packet Forensics</w:t>
+      </w:r>
+    </w:p>
+    <w:p>
+      <w:pPr>
+        <w:numPr>
+          <w:ilvl w:val="0"/>
+          <w:numId w:val="35"/>
+        </w:numPr>
+        <w:spacing w:after="0" w:line="240" w:lineRule="auto"/>
+        <w:rPr>
+          <w:rFonts w:ascii="Calibri" w:hAnsi="Calibri" w:cs="Calibri"/>
+          <w:b/>
+          <w:bCs/>
+          <w:sz w:val="20"/>
+          <w:szCs w:val="20"/>
+        </w:rPr>
+      </w:pPr>
+      <w:r>
+        <w:rPr>
+          <w:rFonts w:ascii="Calibri" w:hAnsi="Calibri" w:cs="Calibri"/>
+          <w:b/>
+          <w:bCs/>
+          <w:sz w:val="20"/>
+          <w:szCs w:val="20"/>
+        </w:rPr>
+        <w:t>Engineered a Python-based wireless penetration testing system to scan 802.11 traffic, capture handshakes, and test access point vulnerabilities.</w:t>
+      </w:r>
+    </w:p>
+    <w:p>
+      <w:pPr>
+        <w:spacing w:after="0" w:line="240" w:lineRule="auto"/>
+        <w:rPr>
+          <w:rFonts w:ascii="Calibri" w:hAnsi="Calibri" w:cs="Calibri"/>
+          <w:b/>
+          <w:bCs/>
+          <w:sz w:val="20"/>
+          <w:szCs w:val="20"/>
+        </w:rPr>
+      </w:pPr>
+    </w:p>
+    <w:p>
+      <w:pPr>
+        <w:spacing w:after="0" w:line="240" w:lineRule="auto"/>
+        <w:rPr>
+          <w:rFonts w:ascii="Calibri" w:hAnsi="Calibri" w:cs="Calibri"/>
+          <w:b/>
+          <w:bCs/>
+          <w:sz w:val="20"/>
+          <w:szCs w:val="20"/>
+        </w:rPr>
+      </w:pPr>
+      <w:r>
+        <w:rPr>
+          <w:rFonts w:ascii="Calibri" w:hAnsi="Calibri" w:cs="Calibri"/>
+          <w:b/>
+          <w:bCs/>
+          <w:sz w:val="20"/>
+          <w:szCs w:val="20"/>
+        </w:rPr>
+        <w:t>PUBLICATIONS &amp; APPLIED RESEARCH (Data Science &amp; Machine Learning)</w:t>
+      </w:r>
+    </w:p>
+    <w:p>
+      <w:pPr>
+        <w:spacing w:after="0" w:line="240" w:lineRule="auto"/>
+        <w:rPr>
+          <w:rFonts w:ascii="Calibri" w:hAnsi="Calibri" w:cs="Calibri"/>
+          <w:b/>
+          <w:bCs/>
+          <w:sz w:val="20"/>
+          <w:szCs w:val="20"/>
+        </w:rPr>
+      </w:pPr>
+    </w:p>
+    <w:p>
+      <w:pPr>
+        <w:spacing w:after="0" w:line="240" w:lineRule="auto"/>
+        <w:rPr>
+          <w:rFonts w:ascii="Calibri" w:hAnsi="Calibri" w:cs="Calibri"/>
+          <w:b/>
+          <w:bCs/>
+          <w:sz w:val="20"/>
+          <w:szCs w:val="20"/>
+        </w:rPr>
+      </w:pPr>
+      <w:proofErr w:type="spellStart"/>
+      <w:r>
+        <w:rPr>
+          <w:rFonts w:ascii="Calibri" w:hAnsi="Calibri" w:cs="Calibri"/>
+          <w:b/>
+          <w:bCs/>
+          <w:sz w:val="20"/>
+          <w:szCs w:val="20"/>
+        </w:rPr>
+        <w:t>Modeling</w:t>
+      </w:r>
+      <w:proofErr w:type="spellEnd"/>
+      <w:r>
+        <w:rPr>
+          <w:rFonts w:ascii="Calibri" w:hAnsi="Calibri" w:cs="Calibri"/>
+          <w:b/>
+          <w:bCs/>
+          <w:sz w:val="20"/>
+          <w:szCs w:val="20"/>
+        </w:rPr>
+        <w:t xml:space="preserve"> and Optimization of Surface Roughness of Electrodeposited Nickel Coating using Taguchi and Bonobo Optimizer | </w:t>
+      </w:r>
+      <w:r>
+        <w:rPr>
+          <w:rFonts w:ascii="Calibri" w:hAnsi="Calibri" w:cs="Calibri"/>
+          <w:b/>
+          <w:bCs/>
+          <w:i/>
+          <w:iCs/>
+          <w:sz w:val="20"/>
+          <w:szCs w:val="20"/>
+        </w:rPr>
+        <w:t>Jadavpur University Press (ISBN: 978-81-993635-8-8)</w:t>
       </w:r>
     </w:p>
     <w:p>
@@ -1531,261 +2070,7 @@
           <w:sz w:val="20"/>
           <w:szCs w:val="20"/>
         </w:rPr>
-        <w:t>Bypassed standard web frameworks to build a raw HTTP server from scratch using basic Python TCP Socket Programming, handling low-level GET/POST request parsing.</w:t>
-      </w:r>
-    </w:p>
-    <w:p>
-      <w:pPr>
-        <w:pStyle w:val="ListParagraph"/>
-        <w:spacing w:after="0" w:line="240" w:lineRule="auto"/>
-        <w:rPr>
-          <w:rFonts w:ascii="Calibri" w:hAnsi="Calibri" w:cs="Calibri"/>
-          <w:sz w:val="20"/>
-          <w:szCs w:val="20"/>
-        </w:rPr>
-      </w:pPr>
-    </w:p>
-    <w:p>
-      <w:pPr>
-        <w:pStyle w:val="ListParagraph"/>
-        <w:numPr>
-          <w:ilvl w:val="0"/>
-          <w:numId w:val="25"/>
-        </w:numPr>
-        <w:spacing w:after="0" w:line="240" w:lineRule="auto"/>
-        <w:rPr>
-          <w:rFonts w:ascii="Calibri" w:hAnsi="Calibri" w:cs="Calibri"/>
-          <w:sz w:val="20"/>
-          <w:szCs w:val="20"/>
-        </w:rPr>
-      </w:pPr>
-      <w:r>
-        <w:rPr>
-          <w:rFonts w:ascii="Calibri" w:hAnsi="Calibri" w:cs="Calibri"/>
-          <w:b/>
-          <w:bCs/>
-          <w:sz w:val="20"/>
-          <w:szCs w:val="20"/>
-        </w:rPr>
-        <w:t>Greenfield Enterprise Cloud Architecture &amp; Provisioning</w:t>
-      </w:r>
-    </w:p>
-    <w:p>
-      <w:pPr>
-        <w:numPr>
-          <w:ilvl w:val="0"/>
-          <w:numId w:val="19"/>
-        </w:numPr>
-        <w:spacing w:after="0" w:line="240" w:lineRule="auto"/>
-        <w:rPr>
-          <w:rFonts w:ascii="Calibri" w:hAnsi="Calibri" w:cs="Calibri"/>
-          <w:sz w:val="20"/>
-          <w:szCs w:val="20"/>
-        </w:rPr>
-      </w:pPr>
-      <w:r>
-        <w:rPr>
-          <w:rFonts w:ascii="Calibri" w:hAnsi="Calibri" w:cs="Calibri"/>
-          <w:b/>
-          <w:bCs/>
-          <w:sz w:val="20"/>
-          <w:szCs w:val="20"/>
-        </w:rPr>
-        <w:t>Collaborate</w:t>
-      </w:r>
-      <w:r>
-        <w:rPr>
-          <w:rFonts w:ascii="Calibri" w:hAnsi="Calibri" w:cs="Calibri"/>
-          <w:sz w:val="20"/>
-          <w:szCs w:val="20"/>
-        </w:rPr>
-        <w:t xml:space="preserve"> </w:t>
-      </w:r>
-      <w:r>
-        <w:rPr>
-          <w:rFonts w:ascii="Calibri" w:hAnsi="Calibri" w:cs="Calibri"/>
-          <w:sz w:val="20"/>
-          <w:szCs w:val="20"/>
-        </w:rPr>
-        <w:t>with cross-functional development and DevOps teams to architect and provision a completely new cloud infrastructure following the decommissioning of the legacy Mercury 2 (M2) environment.</w:t>
-      </w:r>
-    </w:p>
-    <w:p>
-      <w:pPr>
-        <w:numPr>
-          <w:ilvl w:val="0"/>
-          <w:numId w:val="19"/>
-        </w:numPr>
-        <w:spacing w:after="0" w:line="240" w:lineRule="auto"/>
-        <w:rPr>
-          <w:rFonts w:ascii="Calibri" w:hAnsi="Calibri" w:cs="Calibri"/>
-          <w:sz w:val="20"/>
-          <w:szCs w:val="20"/>
-        </w:rPr>
-      </w:pPr>
-      <w:r>
-        <w:rPr>
-          <w:rFonts w:ascii="Calibri" w:hAnsi="Calibri" w:cs="Calibri"/>
-          <w:sz w:val="20"/>
-          <w:szCs w:val="20"/>
-        </w:rPr>
-        <w:t xml:space="preserve">Participate </w:t>
-      </w:r>
-      <w:r>
-        <w:rPr>
-          <w:rFonts w:ascii="Calibri" w:hAnsi="Calibri" w:cs="Calibri"/>
-          <w:sz w:val="20"/>
-          <w:szCs w:val="20"/>
-        </w:rPr>
-        <w:t>in daily system design Knowledge Transfer (KT) sessions to define scalable networking, security, and deployment standards for the greenfield environment.</w:t>
-      </w:r>
-    </w:p>
-    <w:p>
-      <w:pPr>
-        <w:spacing w:after="0" w:line="240" w:lineRule="auto"/>
-        <w:rPr>
-          <w:rFonts w:ascii="Calibri" w:hAnsi="Calibri" w:cs="Calibri"/>
-          <w:b/>
-          <w:bCs/>
-          <w:sz w:val="20"/>
-          <w:szCs w:val="20"/>
-        </w:rPr>
-      </w:pPr>
-    </w:p>
-    <w:p>
-      <w:pPr>
-        <w:spacing w:after="0" w:line="240" w:lineRule="auto"/>
-        <w:rPr>
-          <w:rFonts w:ascii="Calibri" w:hAnsi="Calibri" w:cs="Calibri"/>
-          <w:b/>
-          <w:bCs/>
-          <w:sz w:val="20"/>
-          <w:szCs w:val="20"/>
-        </w:rPr>
-      </w:pPr>
-    </w:p>
-    <w:p>
-      <w:pPr>
-        <w:pStyle w:val="ListParagraph"/>
-        <w:numPr>
-          <w:ilvl w:val="0"/>
-          <w:numId w:val="25"/>
-        </w:numPr>
-        <w:spacing w:after="0" w:line="240" w:lineRule="auto"/>
-        <w:rPr>
-          <w:rFonts w:ascii="Calibri" w:hAnsi="Calibri" w:cs="Calibri"/>
-          <w:sz w:val="20"/>
-          <w:szCs w:val="20"/>
-        </w:rPr>
-      </w:pPr>
-      <w:r>
-        <w:rPr>
-          <w:rFonts w:ascii="Calibri" w:hAnsi="Calibri" w:cs="Calibri"/>
-          <w:b/>
-          <w:bCs/>
-          <w:sz w:val="20"/>
-          <w:szCs w:val="20"/>
-        </w:rPr>
-        <w:t>Data Pipeline &amp; Release Automation (GSE Events)</w:t>
-      </w:r>
-    </w:p>
-    <w:p>
-      <w:pPr>
-        <w:numPr>
-          <w:ilvl w:val="0"/>
-          <w:numId w:val="21"/>
-        </w:numPr>
-        <w:spacing w:after="0" w:line="240" w:lineRule="auto"/>
-        <w:rPr>
-          <w:rFonts w:ascii="Calibri" w:hAnsi="Calibri" w:cs="Calibri"/>
-          <w:sz w:val="20"/>
-          <w:szCs w:val="20"/>
-        </w:rPr>
-      </w:pPr>
-      <w:r>
-        <w:rPr>
-          <w:rFonts w:ascii="Calibri" w:hAnsi="Calibri" w:cs="Calibri"/>
-          <w:sz w:val="20"/>
-          <w:szCs w:val="20"/>
-        </w:rPr>
-        <w:t>Developed and deployed Python-based software solutions utilizing Boto3 to automate complex validation workflows, integrating APIs to eliminate manual processes and accelerate software release cycles</w:t>
-      </w:r>
-      <w:r>
-        <w:rPr>
-          <w:rFonts w:ascii="Calibri" w:hAnsi="Calibri" w:cs="Calibri"/>
-          <w:sz w:val="20"/>
-          <w:szCs w:val="20"/>
-        </w:rPr>
-        <w:t>.</w:t>
-      </w:r>
-    </w:p>
-    <w:p>
-      <w:pPr>
-        <w:numPr>
-          <w:ilvl w:val="0"/>
-          <w:numId w:val="21"/>
-        </w:numPr>
-        <w:spacing w:after="0" w:line="240" w:lineRule="auto"/>
-        <w:rPr>
-          <w:rFonts w:ascii="Calibri" w:hAnsi="Calibri" w:cs="Calibri"/>
-          <w:sz w:val="20"/>
-          <w:szCs w:val="20"/>
-        </w:rPr>
-      </w:pPr>
-      <w:r>
-        <w:rPr>
-          <w:rFonts w:ascii="Calibri" w:hAnsi="Calibri" w:cs="Calibri"/>
-          <w:sz w:val="20"/>
-          <w:szCs w:val="20"/>
-        </w:rPr>
-        <w:t xml:space="preserve">Orchestrated data extraction workflows </w:t>
-      </w:r>
-      <w:r>
-        <w:rPr>
-          <w:rFonts w:ascii="Calibri" w:hAnsi="Calibri" w:cs="Calibri"/>
-          <w:sz w:val="20"/>
-          <w:szCs w:val="20"/>
-        </w:rPr>
-        <w:t>bridging legacy Oracle SQL databases with AWS S3 cloud storage, ensuring reliable data ingestion for downstream analytics.</w:t>
-      </w:r>
-    </w:p>
-    <w:p>
-      <w:pPr>
-        <w:spacing w:after="0" w:line="240" w:lineRule="auto"/>
-        <w:rPr>
-          <w:rFonts w:ascii="Calibri" w:hAnsi="Calibri" w:cs="Calibri"/>
-          <w:b/>
-          <w:bCs/>
-          <w:sz w:val="20"/>
-          <w:szCs w:val="20"/>
-        </w:rPr>
-      </w:pPr>
-    </w:p>
-    <w:p>
-      <w:pPr>
-        <w:pStyle w:val="ListParagraph"/>
-        <w:numPr>
-          <w:ilvl w:val="0"/>
-          <w:numId w:val="25"/>
-        </w:numPr>
-        <w:spacing w:after="0" w:line="240" w:lineRule="auto"/>
-        <w:rPr>
-          <w:rFonts w:ascii="Calibri" w:hAnsi="Calibri" w:cs="Calibri"/>
-          <w:b/>
-          <w:bCs/>
-          <w:sz w:val="20"/>
-          <w:szCs w:val="20"/>
-        </w:rPr>
-      </w:pPr>
-      <w:r>
-        <w:rPr>
-          <w:rFonts w:ascii="Calibri" w:hAnsi="Calibri" w:cs="Calibri"/>
-          <w:b/>
-          <w:bCs/>
-          <w:sz w:val="20"/>
-          <w:szCs w:val="20"/>
-        </w:rPr>
-        <w:t xml:space="preserve">Network Security &amp; Packet Forensics: </w:t>
+        <w:t>Applied the Bonobo Optimizer (a meta-heuristic optimization algorithm) and Taguchi design of experiments to model, predict, and optimize complex physical processes.</w:t>
       </w:r>
     </w:p>
     <w:p>
@@ -1812,14 +2097,34 @@
           <w:sz w:val="20"/>
           <w:szCs w:val="20"/>
         </w:rPr>
-        <w:t>Engineered a Python-based wireless penetration testing system to scan 802.11 traffic, capture handshakes, and test access point vulnerabilities.</w:t>
+        <w:t xml:space="preserve">Demonstrated advanced capability in data-driven mathematical </w:t>
+      </w:r>
+      <w:proofErr w:type="spellStart"/>
+      <w:r>
+        <w:rPr>
+          <w:rFonts w:ascii="Calibri" w:hAnsi="Calibri" w:cs="Calibri"/>
+          <w:b/>
+          <w:bCs/>
+          <w:sz w:val="20"/>
+          <w:szCs w:val="20"/>
+        </w:rPr>
+        <w:t>modeling</w:t>
+      </w:r>
+      <w:proofErr w:type="spellEnd"/>
+      <w:r>
+        <w:rPr>
+          <w:rFonts w:ascii="Calibri" w:hAnsi="Calibri" w:cs="Calibri"/>
+          <w:b/>
+          <w:bCs/>
+          <w:sz w:val="20"/>
+          <w:szCs w:val="20"/>
+        </w:rPr>
+        <w:t>, statistical analysis, and implementing optimization algorithms to solve multi-variable engineering challenges.</w:t>
       </w:r>
     </w:p>
     <w:p>
       <w:pPr>
-        <w:pStyle w:val="ListParagraph"/>
         <w:spacing w:after="0" w:line="240" w:lineRule="auto"/>
-        <w:ind w:left="1080"/>
         <w:rPr>
           <w:rFonts w:ascii="Calibri" w:hAnsi="Calibri" w:cs="Calibri"/>
           <w:b/>
@@ -1846,152 +2151,6 @@
         <w:spacing w:after="0" w:line="240" w:lineRule="auto"/>
         <w:rPr>
           <w:rFonts w:ascii="Calibri" w:hAnsi="Calibri" w:cs="Calibri"/>
-          <w:b/>
-          <w:bCs/>
-          <w:sz w:val="20"/>
-          <w:szCs w:val="20"/>
-        </w:rPr>
-      </w:pPr>
-      <w:r>
-        <w:rPr>
-          <w:rFonts w:ascii="Calibri" w:hAnsi="Calibri" w:cs="Calibri"/>
-          <w:b/>
-          <w:bCs/>
-          <w:sz w:val="20"/>
-          <w:szCs w:val="20"/>
-        </w:rPr>
-        <w:t>PUBLICATIONS &amp; APPLIED RESEARCH (Data Science &amp; Machine Learning)</w:t>
-      </w:r>
-    </w:p>
-    <w:p>
-      <w:pPr>
-        <w:spacing w:after="0" w:line="240" w:lineRule="auto"/>
-        <w:rPr>
-          <w:rFonts w:ascii="Calibri" w:hAnsi="Calibri" w:cs="Calibri"/>
-          <w:b/>
-          <w:bCs/>
-          <w:sz w:val="20"/>
-          <w:szCs w:val="20"/>
-        </w:rPr>
-      </w:pPr>
-    </w:p>
-    <w:p>
-      <w:pPr>
-        <w:spacing w:after="0" w:line="240" w:lineRule="auto"/>
-        <w:rPr>
-          <w:rFonts w:ascii="Calibri" w:hAnsi="Calibri" w:cs="Calibri"/>
-          <w:b/>
-          <w:bCs/>
-          <w:sz w:val="20"/>
-          <w:szCs w:val="20"/>
-        </w:rPr>
-      </w:pPr>
-      <w:r>
-        <w:rPr>
-          <w:rFonts w:ascii="Calibri" w:hAnsi="Calibri" w:cs="Calibri"/>
-          <w:b/>
-          <w:bCs/>
-          <w:sz w:val="20"/>
-          <w:szCs w:val="20"/>
-        </w:rPr>
-        <w:t xml:space="preserve">Modeling and Optimization of Surface Roughness of Electrodeposited Nickel Coating using Taguchi and Bonobo Optimizer | </w:t>
-      </w:r>
-      <w:r>
-        <w:rPr>
-          <w:rFonts w:ascii="Calibri" w:hAnsi="Calibri" w:cs="Calibri"/>
-          <w:b/>
-          <w:bCs/>
-          <w:i/>
-          <w:iCs/>
-          <w:sz w:val="20"/>
-          <w:szCs w:val="20"/>
-        </w:rPr>
-        <w:t>Jadavpur University Press (ISBN: 978-81-993635-8-8)</w:t>
-      </w:r>
-    </w:p>
-    <w:p>
-      <w:pPr>
-        <w:pStyle w:val="ListParagraph"/>
-        <w:numPr>
-          <w:ilvl w:val="0"/>
-          <w:numId w:val="23"/>
-        </w:numPr>
-        <w:spacing w:after="0" w:line="240" w:lineRule="auto"/>
-        <w:rPr>
-          <w:rFonts w:ascii="Calibri" w:hAnsi="Calibri" w:cs="Calibri"/>
-          <w:b/>
-          <w:bCs/>
-          <w:sz w:val="20"/>
-          <w:szCs w:val="20"/>
-        </w:rPr>
-      </w:pPr>
-      <w:r>
-        <w:rPr>
-          <w:rFonts w:ascii="Calibri" w:hAnsi="Calibri" w:cs="Calibri"/>
-          <w:b/>
-          <w:bCs/>
-          <w:sz w:val="20"/>
-          <w:szCs w:val="20"/>
-        </w:rPr>
-        <w:t>Applied the Bonobo Optimizer (a meta-heuristic optimization algorithm) and Taguchi design of experiments to model, predict, and optimize complex physical processes.</w:t>
-      </w:r>
-    </w:p>
-    <w:p>
-      <w:pPr>
-        <w:pStyle w:val="ListParagraph"/>
-        <w:numPr>
-          <w:ilvl w:val="0"/>
-          <w:numId w:val="23"/>
-        </w:numPr>
-        <w:spacing w:after="0" w:line="240" w:lineRule="auto"/>
-        <w:rPr>
-          <w:rFonts w:ascii="Calibri" w:hAnsi="Calibri" w:cs="Calibri"/>
-          <w:b/>
-          <w:bCs/>
-          <w:sz w:val="20"/>
-          <w:szCs w:val="20"/>
-        </w:rPr>
-      </w:pPr>
-      <w:r>
-        <w:rPr>
-          <w:rFonts w:ascii="Calibri" w:hAnsi="Calibri" w:cs="Calibri"/>
-          <w:b/>
-          <w:bCs/>
-          <w:sz w:val="20"/>
-          <w:szCs w:val="20"/>
-        </w:rPr>
-        <w:t>Demonstrated advanced capability in data-driven mathematical modeling, statistical analysis, and implementing optimization algorithms to solve multi-variable engineering challenges.</w:t>
-      </w:r>
-    </w:p>
-    <w:p>
-      <w:pPr>
-        <w:spacing w:after="0" w:line="240" w:lineRule="auto"/>
-        <w:rPr>
-          <w:rFonts w:ascii="Calibri" w:hAnsi="Calibri" w:cs="Calibri"/>
-          <w:b/>
-          <w:bCs/>
-          <w:sz w:val="20"/>
-          <w:szCs w:val="20"/>
-        </w:rPr>
-      </w:pPr>
-    </w:p>
-    <w:p>
-      <w:pPr>
-        <w:spacing w:after="0" w:line="240" w:lineRule="auto"/>
-        <w:rPr>
-          <w:rFonts w:ascii="Calibri" w:hAnsi="Calibri" w:cs="Calibri"/>
-          <w:b/>
-          <w:bCs/>
-          <w:sz w:val="20"/>
-          <w:szCs w:val="20"/>
-        </w:rPr>
-      </w:pPr>
-    </w:p>
-    <w:p>
-      <w:pPr>
-        <w:spacing w:after="0" w:line="240" w:lineRule="auto"/>
-        <w:rPr>
-          <w:rFonts w:ascii="Calibri" w:hAnsi="Calibri" w:cs="Calibri"/>
           <w:sz w:val="20"/>
           <w:szCs w:val="20"/>
         </w:rPr>
@@ -2014,16 +2173,6 @@
         </w:rPr>
         <w:t xml:space="preserve"> </w:t>
       </w:r>
-    </w:p>
-    <w:p>
-      <w:pPr>
-        <w:spacing w:after="0" w:line="240" w:lineRule="auto"/>
-        <w:rPr>
-          <w:rFonts w:ascii="Calibri" w:hAnsi="Calibri" w:cs="Calibri"/>
-          <w:sz w:val="20"/>
-          <w:szCs w:val="20"/>
-        </w:rPr>
-      </w:pPr>
     </w:p>
     <w:p>
       <w:pPr>
@@ -2166,6 +2315,8 @@
         <w:spacing w:after="0" w:line="240" w:lineRule="auto"/>
         <w:rPr>
           <w:rFonts w:ascii="Calibri" w:hAnsi="Calibri" w:cs="Calibri"/>
+          <w:b/>
+          <w:bCs/>
           <w:sz w:val="20"/>
           <w:szCs w:val="20"/>
         </w:rPr>
@@ -2176,18 +2327,6 @@
         <w:spacing w:after="0" w:line="240" w:lineRule="auto"/>
         <w:rPr>
           <w:rFonts w:ascii="Calibri" w:hAnsi="Calibri" w:cs="Calibri"/>
-          <w:b/>
-          <w:bCs/>
-          <w:sz w:val="20"/>
-          <w:szCs w:val="20"/>
-        </w:rPr>
-      </w:pPr>
-    </w:p>
-    <w:p>
-      <w:pPr>
-        <w:spacing w:after="0" w:line="240" w:lineRule="auto"/>
-        <w:rPr>
-          <w:rFonts w:ascii="Calibri" w:hAnsi="Calibri" w:cs="Calibri"/>
           <w:sz w:val="20"/>
           <w:szCs w:val="20"/>
         </w:rPr>
@@ -2210,16 +2349,6 @@
         </w:rPr>
         <w:t xml:space="preserve"> </w:t>
       </w:r>
-    </w:p>
-    <w:p>
-      <w:pPr>
-        <w:spacing w:after="0" w:line="240" w:lineRule="auto"/>
-        <w:rPr>
-          <w:rFonts w:ascii="Calibri" w:hAnsi="Calibri" w:cs="Calibri"/>
-          <w:sz w:val="20"/>
-          <w:szCs w:val="20"/>
-        </w:rPr>
-      </w:pPr>
     </w:p>
     <w:p>
       <w:pPr>
@@ -2392,26 +2521,14 @@
         </w:rPr>
         <w:t>NASA Open Science 101 Qualification</w:t>
       </w:r>
-    </w:p>
-    <w:p>
-      <w:pPr>
-        <w:spacing w:after="0" w:line="240" w:lineRule="auto"/>
-        <w:rPr>
-          <w:rFonts w:ascii="Calibri" w:hAnsi="Calibri" w:cs="Calibri"/>
-          <w:sz w:val="20"/>
-          <w:szCs w:val="20"/>
-        </w:rPr>
-      </w:pPr>
-    </w:p>
-    <w:p>
-      <w:pPr>
-        <w:spacing w:after="0" w:line="240" w:lineRule="auto"/>
-        <w:rPr>
-          <w:rFonts w:ascii="Calibri" w:hAnsi="Calibri" w:cs="Calibri"/>
-          <w:sz w:val="20"/>
-          <w:szCs w:val="20"/>
-        </w:rPr>
-      </w:pPr>
+      <w:r>
+        <w:rPr>
+          <w:rFonts w:ascii="Calibri" w:hAnsi="Calibri" w:cs="Calibri"/>
+          <w:sz w:val="20"/>
+          <w:szCs w:val="20"/>
+        </w:rPr>
+        <w:t>.</w:t>
+      </w:r>
     </w:p>
     <w:sectPr>
       <w:pgSz w:w="11906" w:h="16838"/>
@@ -2724,6 +2841,155 @@
     </w:lvl>
   </w:abstractNum>
   <w:abstractNum w:abstractNumId="2" w15:restartNumberingAfterBreak="0">
+    <w:nsid w:val="14B47E46"/>
+    <w:multiLevelType w:val="multilevel"/>
+    <w:tmpl w:val="536CD63E"/>
+    <w:lvl w:ilvl="0">
+      <w:start w:val="1"/>
+      <w:numFmt w:val="bullet"/>
+      <w:lvlText w:val=""/>
+      <w:lvlJc w:val="left"/>
+      <w:pPr>
+        <w:tabs>
+          <w:tab w:val="num" w:pos="720"/>
+        </w:tabs>
+        <w:ind w:left="720" w:hanging="360"/>
+      </w:pPr>
+      <w:rPr>
+        <w:rFonts w:ascii="Symbol" w:hAnsi="Symbol" w:hint="default"/>
+        <w:sz w:val="20"/>
+      </w:rPr>
+    </w:lvl>
+    <w:lvl w:ilvl="1" w:tentative="1">
+      <w:start w:val="1"/>
+      <w:numFmt w:val="bullet"/>
+      <w:lvlText w:val="o"/>
+      <w:lvlJc w:val="left"/>
+      <w:pPr>
+        <w:tabs>
+          <w:tab w:val="num" w:pos="1440"/>
+        </w:tabs>
+        <w:ind w:left="1440" w:hanging="360"/>
+      </w:pPr>
+      <w:rPr>
+        <w:rFonts w:ascii="Courier New" w:hAnsi="Courier New" w:hint="default"/>
+        <w:sz w:val="20"/>
+      </w:rPr>
+    </w:lvl>
+    <w:lvl w:ilvl="2" w:tentative="1">
+      <w:start w:val="1"/>
+      <w:numFmt w:val="bullet"/>
+      <w:lvlText w:val=""/>
+      <w:lvlJc w:val="left"/>
+      <w:pPr>
+        <w:tabs>
+          <w:tab w:val="num" w:pos="2160"/>
+        </w:tabs>
+        <w:ind w:left="2160" w:hanging="360"/>
+      </w:pPr>
+      <w:rPr>
+        <w:rFonts w:ascii="Wingdings" w:hAnsi="Wingdings" w:hint="default"/>
+        <w:sz w:val="20"/>
+      </w:rPr>
+    </w:lvl>
+    <w:lvl w:ilvl="3" w:tentative="1">
+      <w:start w:val="1"/>
+      <w:numFmt w:val="bullet"/>
+      <w:lvlText w:val=""/>
+      <w:lvlJc w:val="left"/>
+      <w:pPr>
+        <w:tabs>
+          <w:tab w:val="num" w:pos="2880"/>
+        </w:tabs>
+        <w:ind w:left="2880" w:hanging="360"/>
+      </w:pPr>
+      <w:rPr>
+        <w:rFonts w:ascii="Wingdings" w:hAnsi="Wingdings" w:hint="default"/>
+        <w:sz w:val="20"/>
+      </w:rPr>
+    </w:lvl>
+    <w:lvl w:ilvl="4" w:tentative="1">
+      <w:start w:val="1"/>
+      <w:numFmt w:val="bullet"/>
+      <w:lvlText w:val=""/>
+      <w:lvlJc w:val="left"/>
+      <w:pPr>
+        <w:tabs>
+          <w:tab w:val="num" w:pos="3600"/>
+        </w:tabs>
+        <w:ind w:left="3600" w:hanging="360"/>
+      </w:pPr>
+      <w:rPr>
+        <w:rFonts w:ascii="Wingdings" w:hAnsi="Wingdings" w:hint="default"/>
+        <w:sz w:val="20"/>
+      </w:rPr>
+    </w:lvl>
+    <w:lvl w:ilvl="5" w:tentative="1">
+      <w:start w:val="1"/>
+      <w:numFmt w:val="bullet"/>
+      <w:lvlText w:val=""/>
+      <w:lvlJc w:val="left"/>
+      <w:pPr>
+        <w:tabs>
+          <w:tab w:val="num" w:pos="4320"/>
+        </w:tabs>
+        <w:ind w:left="4320" w:hanging="360"/>
+      </w:pPr>
+      <w:rPr>
+        <w:rFonts w:ascii="Wingdings" w:hAnsi="Wingdings" w:hint="default"/>
+        <w:sz w:val="20"/>
+      </w:rPr>
+    </w:lvl>
+    <w:lvl w:ilvl="6" w:tentative="1">
+      <w:start w:val="1"/>
+      <w:numFmt w:val="bullet"/>
+      <w:lvlText w:val=""/>
+      <w:lvlJc w:val="left"/>
+      <w:pPr>
+        <w:tabs>
+          <w:tab w:val="num" w:pos="5040"/>
+        </w:tabs>
+        <w:ind w:left="5040" w:hanging="360"/>
+      </w:pPr>
+      <w:rPr>
+        <w:rFonts w:ascii="Wingdings" w:hAnsi="Wingdings" w:hint="default"/>
+        <w:sz w:val="20"/>
+      </w:rPr>
+    </w:lvl>
+    <w:lvl w:ilvl="7" w:tentative="1">
+      <w:start w:val="1"/>
+      <w:numFmt w:val="bullet"/>
+      <w:lvlText w:val=""/>
+      <w:lvlJc w:val="left"/>
+      <w:pPr>
+        <w:tabs>
+          <w:tab w:val="num" w:pos="5760"/>
+        </w:tabs>
+        <w:ind w:left="5760" w:hanging="360"/>
+      </w:pPr>
+      <w:rPr>
+        <w:rFonts w:ascii="Wingdings" w:hAnsi="Wingdings" w:hint="default"/>
+        <w:sz w:val="20"/>
+      </w:rPr>
+    </w:lvl>
+    <w:lvl w:ilvl="8" w:tentative="1">
+      <w:start w:val="1"/>
+      <w:numFmt w:val="bullet"/>
+      <w:lvlText w:val=""/>
+      <w:lvlJc w:val="left"/>
+      <w:pPr>
+        <w:tabs>
+          <w:tab w:val="num" w:pos="6480"/>
+        </w:tabs>
+        <w:ind w:left="6480" w:hanging="360"/>
+      </w:pPr>
+      <w:rPr>
+        <w:rFonts w:ascii="Wingdings" w:hAnsi="Wingdings" w:hint="default"/>
+        <w:sz w:val="20"/>
+      </w:rPr>
+    </w:lvl>
+  </w:abstractNum>
+  <w:abstractNum w:abstractNumId="3" w15:restartNumberingAfterBreak="0">
     <w:nsid w:val="1A932882"/>
     <w:multiLevelType w:val="multilevel"/>
     <w:tmpl w:val="581EC872"/>
@@ -2872,7 +3138,156 @@
       </w:rPr>
     </w:lvl>
   </w:abstractNum>
-  <w:abstractNum w:abstractNumId="3" w15:restartNumberingAfterBreak="0">
+  <w:abstractNum w:abstractNumId="4" w15:restartNumberingAfterBreak="0">
+    <w:nsid w:val="20CB33B6"/>
+    <w:multiLevelType w:val="multilevel"/>
+    <w:tmpl w:val="2594EC3E"/>
+    <w:lvl w:ilvl="0">
+      <w:start w:val="1"/>
+      <w:numFmt w:val="bullet"/>
+      <w:lvlText w:val=""/>
+      <w:lvlJc w:val="left"/>
+      <w:pPr>
+        <w:tabs>
+          <w:tab w:val="num" w:pos="720"/>
+        </w:tabs>
+        <w:ind w:left="720" w:hanging="360"/>
+      </w:pPr>
+      <w:rPr>
+        <w:rFonts w:ascii="Symbol" w:hAnsi="Symbol" w:hint="default"/>
+        <w:sz w:val="20"/>
+      </w:rPr>
+    </w:lvl>
+    <w:lvl w:ilvl="1" w:tentative="1">
+      <w:start w:val="1"/>
+      <w:numFmt w:val="bullet"/>
+      <w:lvlText w:val="o"/>
+      <w:lvlJc w:val="left"/>
+      <w:pPr>
+        <w:tabs>
+          <w:tab w:val="num" w:pos="1440"/>
+        </w:tabs>
+        <w:ind w:left="1440" w:hanging="360"/>
+      </w:pPr>
+      <w:rPr>
+        <w:rFonts w:ascii="Courier New" w:hAnsi="Courier New" w:hint="default"/>
+        <w:sz w:val="20"/>
+      </w:rPr>
+    </w:lvl>
+    <w:lvl w:ilvl="2" w:tentative="1">
+      <w:start w:val="1"/>
+      <w:numFmt w:val="bullet"/>
+      <w:lvlText w:val=""/>
+      <w:lvlJc w:val="left"/>
+      <w:pPr>
+        <w:tabs>
+          <w:tab w:val="num" w:pos="2160"/>
+        </w:tabs>
+        <w:ind w:left="2160" w:hanging="360"/>
+      </w:pPr>
+      <w:rPr>
+        <w:rFonts w:ascii="Wingdings" w:hAnsi="Wingdings" w:hint="default"/>
+        <w:sz w:val="20"/>
+      </w:rPr>
+    </w:lvl>
+    <w:lvl w:ilvl="3" w:tentative="1">
+      <w:start w:val="1"/>
+      <w:numFmt w:val="bullet"/>
+      <w:lvlText w:val=""/>
+      <w:lvlJc w:val="left"/>
+      <w:pPr>
+        <w:tabs>
+          <w:tab w:val="num" w:pos="2880"/>
+        </w:tabs>
+        <w:ind w:left="2880" w:hanging="360"/>
+      </w:pPr>
+      <w:rPr>
+        <w:rFonts w:ascii="Wingdings" w:hAnsi="Wingdings" w:hint="default"/>
+        <w:sz w:val="20"/>
+      </w:rPr>
+    </w:lvl>
+    <w:lvl w:ilvl="4" w:tentative="1">
+      <w:start w:val="1"/>
+      <w:numFmt w:val="bullet"/>
+      <w:lvlText w:val=""/>
+      <w:lvlJc w:val="left"/>
+      <w:pPr>
+        <w:tabs>
+          <w:tab w:val="num" w:pos="3600"/>
+        </w:tabs>
+        <w:ind w:left="3600" w:hanging="360"/>
+      </w:pPr>
+      <w:rPr>
+        <w:rFonts w:ascii="Wingdings" w:hAnsi="Wingdings" w:hint="default"/>
+        <w:sz w:val="20"/>
+      </w:rPr>
+    </w:lvl>
+    <w:lvl w:ilvl="5" w:tentative="1">
+      <w:start w:val="1"/>
+      <w:numFmt w:val="bullet"/>
+      <w:lvlText w:val=""/>
+      <w:lvlJc w:val="left"/>
+      <w:pPr>
+        <w:tabs>
+          <w:tab w:val="num" w:pos="4320"/>
+        </w:tabs>
+        <w:ind w:left="4320" w:hanging="360"/>
+      </w:pPr>
+      <w:rPr>
+        <w:rFonts w:ascii="Wingdings" w:hAnsi="Wingdings" w:hint="default"/>
+        <w:sz w:val="20"/>
+      </w:rPr>
+    </w:lvl>
+    <w:lvl w:ilvl="6" w:tentative="1">
+      <w:start w:val="1"/>
+      <w:numFmt w:val="bullet"/>
+      <w:lvlText w:val=""/>
+      <w:lvlJc w:val="left"/>
+      <w:pPr>
+        <w:tabs>
+          <w:tab w:val="num" w:pos="5040"/>
+        </w:tabs>
+        <w:ind w:left="5040" w:hanging="360"/>
+      </w:pPr>
+      <w:rPr>
+        <w:rFonts w:ascii="Wingdings" w:hAnsi="Wingdings" w:hint="default"/>
+        <w:sz w:val="20"/>
+      </w:rPr>
+    </w:lvl>
+    <w:lvl w:ilvl="7" w:tentative="1">
+      <w:start w:val="1"/>
+      <w:numFmt w:val="bullet"/>
+      <w:lvlText w:val=""/>
+      <w:lvlJc w:val="left"/>
+      <w:pPr>
+        <w:tabs>
+          <w:tab w:val="num" w:pos="5760"/>
+        </w:tabs>
+        <w:ind w:left="5760" w:hanging="360"/>
+      </w:pPr>
+      <w:rPr>
+        <w:rFonts w:ascii="Wingdings" w:hAnsi="Wingdings" w:hint="default"/>
+        <w:sz w:val="20"/>
+      </w:rPr>
+    </w:lvl>
+    <w:lvl w:ilvl="8" w:tentative="1">
+      <w:start w:val="1"/>
+      <w:numFmt w:val="bullet"/>
+      <w:lvlText w:val=""/>
+      <w:lvlJc w:val="left"/>
+      <w:pPr>
+        <w:tabs>
+          <w:tab w:val="num" w:pos="6480"/>
+        </w:tabs>
+        <w:ind w:left="6480" w:hanging="360"/>
+      </w:pPr>
+      <w:rPr>
+        <w:rFonts w:ascii="Wingdings" w:hAnsi="Wingdings" w:hint="default"/>
+        <w:sz w:val="20"/>
+      </w:rPr>
+    </w:lvl>
+  </w:abstractNum>
+  <w:abstractNum w:abstractNumId="5" w15:restartNumberingAfterBreak="0">
     <w:nsid w:val="25C36E97"/>
     <w:multiLevelType w:val="multilevel"/>
     <w:tmpl w:val="F0404682"/>
@@ -2985,7 +3400,7 @@
       </w:pPr>
     </w:lvl>
   </w:abstractNum>
-  <w:abstractNum w:abstractNumId="4" w15:restartNumberingAfterBreak="0">
+  <w:abstractNum w:abstractNumId="6" w15:restartNumberingAfterBreak="0">
     <w:nsid w:val="2BB20DCD"/>
     <w:multiLevelType w:val="hybridMultilevel"/>
     <w:tmpl w:val="244A8446"/>
@@ -3097,7 +3512,7 @@
       </w:rPr>
     </w:lvl>
   </w:abstractNum>
-  <w:abstractNum w:abstractNumId="5" w15:restartNumberingAfterBreak="0">
+  <w:abstractNum w:abstractNumId="7" w15:restartNumberingAfterBreak="0">
     <w:nsid w:val="2D6E15FB"/>
     <w:multiLevelType w:val="hybridMultilevel"/>
     <w:tmpl w:val="F446E678"/>
@@ -3210,7 +3625,7 @@
       </w:rPr>
     </w:lvl>
   </w:abstractNum>
-  <w:abstractNum w:abstractNumId="6" w15:restartNumberingAfterBreak="0">
+  <w:abstractNum w:abstractNumId="8" w15:restartNumberingAfterBreak="0">
     <w:nsid w:val="35721601"/>
     <w:multiLevelType w:val="multilevel"/>
     <w:tmpl w:val="9056C050"/>
@@ -3359,7 +3774,7 @@
       </w:rPr>
     </w:lvl>
   </w:abstractNum>
-  <w:abstractNum w:abstractNumId="7" w15:restartNumberingAfterBreak="0">
+  <w:abstractNum w:abstractNumId="9" w15:restartNumberingAfterBreak="0">
     <w:nsid w:val="371C6AE9"/>
     <w:multiLevelType w:val="multilevel"/>
     <w:tmpl w:val="579ECD1A"/>
@@ -3508,7 +3923,7 @@
       </w:rPr>
     </w:lvl>
   </w:abstractNum>
-  <w:abstractNum w:abstractNumId="8" w15:restartNumberingAfterBreak="0">
+  <w:abstractNum w:abstractNumId="10" w15:restartNumberingAfterBreak="0">
     <w:nsid w:val="377A7CB9"/>
     <w:multiLevelType w:val="hybridMultilevel"/>
     <w:tmpl w:val="119AAB38"/>
@@ -3621,7 +4036,7 @@
       </w:rPr>
     </w:lvl>
   </w:abstractNum>
-  <w:abstractNum w:abstractNumId="9" w15:restartNumberingAfterBreak="0">
+  <w:abstractNum w:abstractNumId="11" w15:restartNumberingAfterBreak="0">
     <w:nsid w:val="382D6664"/>
     <w:multiLevelType w:val="multilevel"/>
     <w:tmpl w:val="9BA0D104"/>
@@ -3770,7 +4185,7 @@
       </w:rPr>
     </w:lvl>
   </w:abstractNum>
-  <w:abstractNum w:abstractNumId="10" w15:restartNumberingAfterBreak="0">
+  <w:abstractNum w:abstractNumId="12" w15:restartNumberingAfterBreak="0">
     <w:nsid w:val="3F5C7088"/>
     <w:multiLevelType w:val="multilevel"/>
     <w:tmpl w:val="D2907940"/>
@@ -3919,7 +4334,7 @@
       </w:rPr>
     </w:lvl>
   </w:abstractNum>
-  <w:abstractNum w:abstractNumId="11" w15:restartNumberingAfterBreak="0">
+  <w:abstractNum w:abstractNumId="13" w15:restartNumberingAfterBreak="0">
     <w:nsid w:val="48EF3DD0"/>
     <w:multiLevelType w:val="multilevel"/>
     <w:tmpl w:val="2318B9A2"/>
@@ -4068,7 +4483,156 @@
       </w:rPr>
     </w:lvl>
   </w:abstractNum>
-  <w:abstractNum w:abstractNumId="12" w15:restartNumberingAfterBreak="0">
+  <w:abstractNum w:abstractNumId="14" w15:restartNumberingAfterBreak="0">
+    <w:nsid w:val="518A6168"/>
+    <w:multiLevelType w:val="multilevel"/>
+    <w:tmpl w:val="361C4E62"/>
+    <w:lvl w:ilvl="0">
+      <w:start w:val="1"/>
+      <w:numFmt w:val="bullet"/>
+      <w:lvlText w:val=""/>
+      <w:lvlJc w:val="left"/>
+      <w:pPr>
+        <w:tabs>
+          <w:tab w:val="num" w:pos="720"/>
+        </w:tabs>
+        <w:ind w:left="720" w:hanging="360"/>
+      </w:pPr>
+      <w:rPr>
+        <w:rFonts w:ascii="Symbol" w:hAnsi="Symbol" w:hint="default"/>
+        <w:sz w:val="20"/>
+      </w:rPr>
+    </w:lvl>
+    <w:lvl w:ilvl="1" w:tentative="1">
+      <w:start w:val="1"/>
+      <w:numFmt w:val="bullet"/>
+      <w:lvlText w:val="o"/>
+      <w:lvlJc w:val="left"/>
+      <w:pPr>
+        <w:tabs>
+          <w:tab w:val="num" w:pos="1440"/>
+        </w:tabs>
+        <w:ind w:left="1440" w:hanging="360"/>
+      </w:pPr>
+      <w:rPr>
+        <w:rFonts w:ascii="Courier New" w:hAnsi="Courier New" w:hint="default"/>
+        <w:sz w:val="20"/>
+      </w:rPr>
+    </w:lvl>
+    <w:lvl w:ilvl="2" w:tentative="1">
+      <w:start w:val="1"/>
+      <w:numFmt w:val="bullet"/>
+      <w:lvlText w:val=""/>
+      <w:lvlJc w:val="left"/>
+      <w:pPr>
+        <w:tabs>
+          <w:tab w:val="num" w:pos="2160"/>
+        </w:tabs>
+        <w:ind w:left="2160" w:hanging="360"/>
+      </w:pPr>
+      <w:rPr>
+        <w:rFonts w:ascii="Wingdings" w:hAnsi="Wingdings" w:hint="default"/>
+        <w:sz w:val="20"/>
+      </w:rPr>
+    </w:lvl>
+    <w:lvl w:ilvl="3" w:tentative="1">
+      <w:start w:val="1"/>
+      <w:numFmt w:val="bullet"/>
+      <w:lvlText w:val=""/>
+      <w:lvlJc w:val="left"/>
+      <w:pPr>
+        <w:tabs>
+          <w:tab w:val="num" w:pos="2880"/>
+        </w:tabs>
+        <w:ind w:left="2880" w:hanging="360"/>
+      </w:pPr>
+      <w:rPr>
+        <w:rFonts w:ascii="Wingdings" w:hAnsi="Wingdings" w:hint="default"/>
+        <w:sz w:val="20"/>
+      </w:rPr>
+    </w:lvl>
+    <w:lvl w:ilvl="4" w:tentative="1">
+      <w:start w:val="1"/>
+      <w:numFmt w:val="bullet"/>
+      <w:lvlText w:val=""/>
+      <w:lvlJc w:val="left"/>
+      <w:pPr>
+        <w:tabs>
+          <w:tab w:val="num" w:pos="3600"/>
+        </w:tabs>
+        <w:ind w:left="3600" w:hanging="360"/>
+      </w:pPr>
+      <w:rPr>
+        <w:rFonts w:ascii="Wingdings" w:hAnsi="Wingdings" w:hint="default"/>
+        <w:sz w:val="20"/>
+      </w:rPr>
+    </w:lvl>
+    <w:lvl w:ilvl="5" w:tentative="1">
+      <w:start w:val="1"/>
+      <w:numFmt w:val="bullet"/>
+      <w:lvlText w:val=""/>
+      <w:lvlJc w:val="left"/>
+      <w:pPr>
+        <w:tabs>
+          <w:tab w:val="num" w:pos="4320"/>
+        </w:tabs>
+        <w:ind w:left="4320" w:hanging="360"/>
+      </w:pPr>
+      <w:rPr>
+        <w:rFonts w:ascii="Wingdings" w:hAnsi="Wingdings" w:hint="default"/>
+        <w:sz w:val="20"/>
+      </w:rPr>
+    </w:lvl>
+    <w:lvl w:ilvl="6" w:tentative="1">
+      <w:start w:val="1"/>
+      <w:numFmt w:val="bullet"/>
+      <w:lvlText w:val=""/>
+      <w:lvlJc w:val="left"/>
+      <w:pPr>
+        <w:tabs>
+          <w:tab w:val="num" w:pos="5040"/>
+        </w:tabs>
+        <w:ind w:left="5040" w:hanging="360"/>
+      </w:pPr>
+      <w:rPr>
+        <w:rFonts w:ascii="Wingdings" w:hAnsi="Wingdings" w:hint="default"/>
+        <w:sz w:val="20"/>
+      </w:rPr>
+    </w:lvl>
+    <w:lvl w:ilvl="7" w:tentative="1">
+      <w:start w:val="1"/>
+      <w:numFmt w:val="bullet"/>
+      <w:lvlText w:val=""/>
+      <w:lvlJc w:val="left"/>
+      <w:pPr>
+        <w:tabs>
+          <w:tab w:val="num" w:pos="5760"/>
+        </w:tabs>
+        <w:ind w:left="5760" w:hanging="360"/>
+      </w:pPr>
+      <w:rPr>
+        <w:rFonts w:ascii="Wingdings" w:hAnsi="Wingdings" w:hint="default"/>
+        <w:sz w:val="20"/>
+      </w:rPr>
+    </w:lvl>
+    <w:lvl w:ilvl="8" w:tentative="1">
+      <w:start w:val="1"/>
+      <w:numFmt w:val="bullet"/>
+      <w:lvlText w:val=""/>
+      <w:lvlJc w:val="left"/>
+      <w:pPr>
+        <w:tabs>
+          <w:tab w:val="num" w:pos="6480"/>
+        </w:tabs>
+        <w:ind w:left="6480" w:hanging="360"/>
+      </w:pPr>
+      <w:rPr>
+        <w:rFonts w:ascii="Wingdings" w:hAnsi="Wingdings" w:hint="default"/>
+        <w:sz w:val="20"/>
+      </w:rPr>
+    </w:lvl>
+  </w:abstractNum>
+  <w:abstractNum w:abstractNumId="15" w15:restartNumberingAfterBreak="0">
     <w:nsid w:val="51B853DD"/>
     <w:multiLevelType w:val="multilevel"/>
     <w:tmpl w:val="3642D8D4"/>
@@ -4217,7 +4781,7 @@
       </w:rPr>
     </w:lvl>
   </w:abstractNum>
-  <w:abstractNum w:abstractNumId="13" w15:restartNumberingAfterBreak="0">
+  <w:abstractNum w:abstractNumId="16" w15:restartNumberingAfterBreak="0">
     <w:nsid w:val="599E569E"/>
     <w:multiLevelType w:val="hybridMultilevel"/>
     <w:tmpl w:val="A796ADCE"/>
@@ -4307,7 +4871,7 @@
       </w:pPr>
     </w:lvl>
   </w:abstractNum>
-  <w:abstractNum w:abstractNumId="14" w15:restartNumberingAfterBreak="0">
+  <w:abstractNum w:abstractNumId="17" w15:restartNumberingAfterBreak="0">
     <w:nsid w:val="5BD54ADD"/>
     <w:multiLevelType w:val="multilevel"/>
     <w:tmpl w:val="781E8696"/>
@@ -4456,7 +5020,7 @@
       </w:rPr>
     </w:lvl>
   </w:abstractNum>
-  <w:abstractNum w:abstractNumId="15" w15:restartNumberingAfterBreak="0">
+  <w:abstractNum w:abstractNumId="18" w15:restartNumberingAfterBreak="0">
     <w:nsid w:val="5D414E97"/>
     <w:multiLevelType w:val="multilevel"/>
     <w:tmpl w:val="6EECF364"/>
@@ -4605,7 +5169,7 @@
       </w:rPr>
     </w:lvl>
   </w:abstractNum>
-  <w:abstractNum w:abstractNumId="16" w15:restartNumberingAfterBreak="0">
+  <w:abstractNum w:abstractNumId="19" w15:restartNumberingAfterBreak="0">
     <w:nsid w:val="5DCB6E8B"/>
     <w:multiLevelType w:val="multilevel"/>
     <w:tmpl w:val="12F0D8DA"/>
@@ -4754,7 +5318,7 @@
       </w:rPr>
     </w:lvl>
   </w:abstractNum>
-  <w:abstractNum w:abstractNumId="17" w15:restartNumberingAfterBreak="0">
+  <w:abstractNum w:abstractNumId="20" w15:restartNumberingAfterBreak="0">
     <w:nsid w:val="5F824445"/>
     <w:multiLevelType w:val="multilevel"/>
     <w:tmpl w:val="7F1481C2"/>
@@ -4867,7 +5431,7 @@
       </w:pPr>
     </w:lvl>
   </w:abstractNum>
-  <w:abstractNum w:abstractNumId="18" w15:restartNumberingAfterBreak="0">
+  <w:abstractNum w:abstractNumId="21" w15:restartNumberingAfterBreak="0">
     <w:nsid w:val="61B111B5"/>
     <w:multiLevelType w:val="multilevel"/>
     <w:tmpl w:val="16FE7BBA"/>
@@ -5016,7 +5580,7 @@
       </w:rPr>
     </w:lvl>
   </w:abstractNum>
-  <w:abstractNum w:abstractNumId="19" w15:restartNumberingAfterBreak="0">
+  <w:abstractNum w:abstractNumId="22" w15:restartNumberingAfterBreak="0">
     <w:nsid w:val="63590654"/>
     <w:multiLevelType w:val="multilevel"/>
     <w:tmpl w:val="02A4C5F6"/>
@@ -5165,7 +5729,7 @@
       </w:rPr>
     </w:lvl>
   </w:abstractNum>
-  <w:abstractNum w:abstractNumId="20" w15:restartNumberingAfterBreak="0">
+  <w:abstractNum w:abstractNumId="23" w15:restartNumberingAfterBreak="0">
     <w:nsid w:val="64391B3A"/>
     <w:multiLevelType w:val="multilevel"/>
     <w:tmpl w:val="72324952"/>
@@ -5314,7 +5878,7 @@
       </w:rPr>
     </w:lvl>
   </w:abstractNum>
-  <w:abstractNum w:abstractNumId="21" w15:restartNumberingAfterBreak="0">
+  <w:abstractNum w:abstractNumId="24" w15:restartNumberingAfterBreak="0">
     <w:nsid w:val="65455C4A"/>
     <w:multiLevelType w:val="multilevel"/>
     <w:tmpl w:val="96363608"/>
@@ -5463,7 +6027,156 @@
       </w:rPr>
     </w:lvl>
   </w:abstractNum>
-  <w:abstractNum w:abstractNumId="22" w15:restartNumberingAfterBreak="0">
+  <w:abstractNum w:abstractNumId="25" w15:restartNumberingAfterBreak="0">
+    <w:nsid w:val="65E13104"/>
+    <w:multiLevelType w:val="multilevel"/>
+    <w:tmpl w:val="484C2018"/>
+    <w:lvl w:ilvl="0">
+      <w:start w:val="1"/>
+      <w:numFmt w:val="bullet"/>
+      <w:lvlText w:val=""/>
+      <w:lvlJc w:val="left"/>
+      <w:pPr>
+        <w:tabs>
+          <w:tab w:val="num" w:pos="720"/>
+        </w:tabs>
+        <w:ind w:left="720" w:hanging="360"/>
+      </w:pPr>
+      <w:rPr>
+        <w:rFonts w:ascii="Symbol" w:hAnsi="Symbol" w:hint="default"/>
+        <w:sz w:val="20"/>
+      </w:rPr>
+    </w:lvl>
+    <w:lvl w:ilvl="1" w:tentative="1">
+      <w:start w:val="1"/>
+      <w:numFmt w:val="bullet"/>
+      <w:lvlText w:val="o"/>
+      <w:lvlJc w:val="left"/>
+      <w:pPr>
+        <w:tabs>
+          <w:tab w:val="num" w:pos="1440"/>
+        </w:tabs>
+        <w:ind w:left="1440" w:hanging="360"/>
+      </w:pPr>
+      <w:rPr>
+        <w:rFonts w:ascii="Courier New" w:hAnsi="Courier New" w:hint="default"/>
+        <w:sz w:val="20"/>
+      </w:rPr>
+    </w:lvl>
+    <w:lvl w:ilvl="2" w:tentative="1">
+      <w:start w:val="1"/>
+      <w:numFmt w:val="bullet"/>
+      <w:lvlText w:val=""/>
+      <w:lvlJc w:val="left"/>
+      <w:pPr>
+        <w:tabs>
+          <w:tab w:val="num" w:pos="2160"/>
+        </w:tabs>
+        <w:ind w:left="2160" w:hanging="360"/>
+      </w:pPr>
+      <w:rPr>
+        <w:rFonts w:ascii="Wingdings" w:hAnsi="Wingdings" w:hint="default"/>
+        <w:sz w:val="20"/>
+      </w:rPr>
+    </w:lvl>
+    <w:lvl w:ilvl="3" w:tentative="1">
+      <w:start w:val="1"/>
+      <w:numFmt w:val="bullet"/>
+      <w:lvlText w:val=""/>
+      <w:lvlJc w:val="left"/>
+      <w:pPr>
+        <w:tabs>
+          <w:tab w:val="num" w:pos="2880"/>
+        </w:tabs>
+        <w:ind w:left="2880" w:hanging="360"/>
+      </w:pPr>
+      <w:rPr>
+        <w:rFonts w:ascii="Wingdings" w:hAnsi="Wingdings" w:hint="default"/>
+        <w:sz w:val="20"/>
+      </w:rPr>
+    </w:lvl>
+    <w:lvl w:ilvl="4" w:tentative="1">
+      <w:start w:val="1"/>
+      <w:numFmt w:val="bullet"/>
+      <w:lvlText w:val=""/>
+      <w:lvlJc w:val="left"/>
+      <w:pPr>
+        <w:tabs>
+          <w:tab w:val="num" w:pos="3600"/>
+        </w:tabs>
+        <w:ind w:left="3600" w:hanging="360"/>
+      </w:pPr>
+      <w:rPr>
+        <w:rFonts w:ascii="Wingdings" w:hAnsi="Wingdings" w:hint="default"/>
+        <w:sz w:val="20"/>
+      </w:rPr>
+    </w:lvl>
+    <w:lvl w:ilvl="5" w:tentative="1">
+      <w:start w:val="1"/>
+      <w:numFmt w:val="bullet"/>
+      <w:lvlText w:val=""/>
+      <w:lvlJc w:val="left"/>
+      <w:pPr>
+        <w:tabs>
+          <w:tab w:val="num" w:pos="4320"/>
+        </w:tabs>
+        <w:ind w:left="4320" w:hanging="360"/>
+      </w:pPr>
+      <w:rPr>
+        <w:rFonts w:ascii="Wingdings" w:hAnsi="Wingdings" w:hint="default"/>
+        <w:sz w:val="20"/>
+      </w:rPr>
+    </w:lvl>
+    <w:lvl w:ilvl="6" w:tentative="1">
+      <w:start w:val="1"/>
+      <w:numFmt w:val="bullet"/>
+      <w:lvlText w:val=""/>
+      <w:lvlJc w:val="left"/>
+      <w:pPr>
+        <w:tabs>
+          <w:tab w:val="num" w:pos="5040"/>
+        </w:tabs>
+        <w:ind w:left="5040" w:hanging="360"/>
+      </w:pPr>
+      <w:rPr>
+        <w:rFonts w:ascii="Wingdings" w:hAnsi="Wingdings" w:hint="default"/>
+        <w:sz w:val="20"/>
+      </w:rPr>
+    </w:lvl>
+    <w:lvl w:ilvl="7" w:tentative="1">
+      <w:start w:val="1"/>
+      <w:numFmt w:val="bullet"/>
+      <w:lvlText w:val=""/>
+      <w:lvlJc w:val="left"/>
+      <w:pPr>
+        <w:tabs>
+          <w:tab w:val="num" w:pos="5760"/>
+        </w:tabs>
+        <w:ind w:left="5760" w:hanging="360"/>
+      </w:pPr>
+      <w:rPr>
+        <w:rFonts w:ascii="Wingdings" w:hAnsi="Wingdings" w:hint="default"/>
+        <w:sz w:val="20"/>
+      </w:rPr>
+    </w:lvl>
+    <w:lvl w:ilvl="8" w:tentative="1">
+      <w:start w:val="1"/>
+      <w:numFmt w:val="bullet"/>
+      <w:lvlText w:val=""/>
+      <w:lvlJc w:val="left"/>
+      <w:pPr>
+        <w:tabs>
+          <w:tab w:val="num" w:pos="6480"/>
+        </w:tabs>
+        <w:ind w:left="6480" w:hanging="360"/>
+      </w:pPr>
+      <w:rPr>
+        <w:rFonts w:ascii="Wingdings" w:hAnsi="Wingdings" w:hint="default"/>
+        <w:sz w:val="20"/>
+      </w:rPr>
+    </w:lvl>
+  </w:abstractNum>
+  <w:abstractNum w:abstractNumId="26" w15:restartNumberingAfterBreak="0">
     <w:nsid w:val="65F0683E"/>
     <w:multiLevelType w:val="multilevel"/>
     <w:tmpl w:val="A29CD2B4"/>
@@ -5612,7 +6325,7 @@
       </w:rPr>
     </w:lvl>
   </w:abstractNum>
-  <w:abstractNum w:abstractNumId="23" w15:restartNumberingAfterBreak="0">
+  <w:abstractNum w:abstractNumId="27" w15:restartNumberingAfterBreak="0">
     <w:nsid w:val="66867A5D"/>
     <w:multiLevelType w:val="hybridMultilevel"/>
     <w:tmpl w:val="0DBE8064"/>
@@ -5724,7 +6437,7 @@
       </w:rPr>
     </w:lvl>
   </w:abstractNum>
-  <w:abstractNum w:abstractNumId="24" w15:restartNumberingAfterBreak="0">
+  <w:abstractNum w:abstractNumId="28" w15:restartNumberingAfterBreak="0">
     <w:nsid w:val="67225788"/>
     <w:multiLevelType w:val="hybridMultilevel"/>
     <w:tmpl w:val="228EEFFA"/>
@@ -5814,7 +6527,7 @@
       </w:pPr>
     </w:lvl>
   </w:abstractNum>
-  <w:abstractNum w:abstractNumId="25" w15:restartNumberingAfterBreak="0">
+  <w:abstractNum w:abstractNumId="29" w15:restartNumberingAfterBreak="0">
     <w:nsid w:val="68B77960"/>
     <w:multiLevelType w:val="multilevel"/>
     <w:tmpl w:val="7912063C"/>
@@ -5963,7 +6676,156 @@
       </w:rPr>
     </w:lvl>
   </w:abstractNum>
-  <w:abstractNum w:abstractNumId="26" w15:restartNumberingAfterBreak="0">
+  <w:abstractNum w:abstractNumId="30" w15:restartNumberingAfterBreak="0">
+    <w:nsid w:val="6BBB2282"/>
+    <w:multiLevelType w:val="multilevel"/>
+    <w:tmpl w:val="F97EDD0C"/>
+    <w:lvl w:ilvl="0">
+      <w:start w:val="1"/>
+      <w:numFmt w:val="bullet"/>
+      <w:lvlText w:val=""/>
+      <w:lvlJc w:val="left"/>
+      <w:pPr>
+        <w:tabs>
+          <w:tab w:val="num" w:pos="720"/>
+        </w:tabs>
+        <w:ind w:left="720" w:hanging="360"/>
+      </w:pPr>
+      <w:rPr>
+        <w:rFonts w:ascii="Symbol" w:hAnsi="Symbol" w:hint="default"/>
+        <w:sz w:val="20"/>
+      </w:rPr>
+    </w:lvl>
+    <w:lvl w:ilvl="1" w:tentative="1">
+      <w:start w:val="1"/>
+      <w:numFmt w:val="bullet"/>
+      <w:lvlText w:val="o"/>
+      <w:lvlJc w:val="left"/>
+      <w:pPr>
+        <w:tabs>
+          <w:tab w:val="num" w:pos="1440"/>
+        </w:tabs>
+        <w:ind w:left="1440" w:hanging="360"/>
+      </w:pPr>
+      <w:rPr>
+        <w:rFonts w:ascii="Courier New" w:hAnsi="Courier New" w:hint="default"/>
+        <w:sz w:val="20"/>
+      </w:rPr>
+    </w:lvl>
+    <w:lvl w:ilvl="2" w:tentative="1">
+      <w:start w:val="1"/>
+      <w:numFmt w:val="bullet"/>
+      <w:lvlText w:val=""/>
+      <w:lvlJc w:val="left"/>
+      <w:pPr>
+        <w:tabs>
+          <w:tab w:val="num" w:pos="2160"/>
+        </w:tabs>
+        <w:ind w:left="2160" w:hanging="360"/>
+      </w:pPr>
+      <w:rPr>
+        <w:rFonts w:ascii="Wingdings" w:hAnsi="Wingdings" w:hint="default"/>
+        <w:sz w:val="20"/>
+      </w:rPr>
+    </w:lvl>
+    <w:lvl w:ilvl="3" w:tentative="1">
+      <w:start w:val="1"/>
+      <w:numFmt w:val="bullet"/>
+      <w:lvlText w:val=""/>
+      <w:lvlJc w:val="left"/>
+      <w:pPr>
+        <w:tabs>
+          <w:tab w:val="num" w:pos="2880"/>
+        </w:tabs>
+        <w:ind w:left="2880" w:hanging="360"/>
+      </w:pPr>
+      <w:rPr>
+        <w:rFonts w:ascii="Wingdings" w:hAnsi="Wingdings" w:hint="default"/>
+        <w:sz w:val="20"/>
+      </w:rPr>
+    </w:lvl>
+    <w:lvl w:ilvl="4" w:tentative="1">
+      <w:start w:val="1"/>
+      <w:numFmt w:val="bullet"/>
+      <w:lvlText w:val=""/>
+      <w:lvlJc w:val="left"/>
+      <w:pPr>
+        <w:tabs>
+          <w:tab w:val="num" w:pos="3600"/>
+        </w:tabs>
+        <w:ind w:left="3600" w:hanging="360"/>
+      </w:pPr>
+      <w:rPr>
+        <w:rFonts w:ascii="Wingdings" w:hAnsi="Wingdings" w:hint="default"/>
+        <w:sz w:val="20"/>
+      </w:rPr>
+    </w:lvl>
+    <w:lvl w:ilvl="5" w:tentative="1">
+      <w:start w:val="1"/>
+      <w:numFmt w:val="bullet"/>
+      <w:lvlText w:val=""/>
+      <w:lvlJc w:val="left"/>
+      <w:pPr>
+        <w:tabs>
+          <w:tab w:val="num" w:pos="4320"/>
+        </w:tabs>
+        <w:ind w:left="4320" w:hanging="360"/>
+      </w:pPr>
+      <w:rPr>
+        <w:rFonts w:ascii="Wingdings" w:hAnsi="Wingdings" w:hint="default"/>
+        <w:sz w:val="20"/>
+      </w:rPr>
+    </w:lvl>
+    <w:lvl w:ilvl="6" w:tentative="1">
+      <w:start w:val="1"/>
+      <w:numFmt w:val="bullet"/>
+      <w:lvlText w:val=""/>
+      <w:lvlJc w:val="left"/>
+      <w:pPr>
+        <w:tabs>
+          <w:tab w:val="num" w:pos="5040"/>
+        </w:tabs>
+        <w:ind w:left="5040" w:hanging="360"/>
+      </w:pPr>
+      <w:rPr>
+        <w:rFonts w:ascii="Wingdings" w:hAnsi="Wingdings" w:hint="default"/>
+        <w:sz w:val="20"/>
+      </w:rPr>
+    </w:lvl>
+    <w:lvl w:ilvl="7" w:tentative="1">
+      <w:start w:val="1"/>
+      <w:numFmt w:val="bullet"/>
+      <w:lvlText w:val=""/>
+      <w:lvlJc w:val="left"/>
+      <w:pPr>
+        <w:tabs>
+          <w:tab w:val="num" w:pos="5760"/>
+        </w:tabs>
+        <w:ind w:left="5760" w:hanging="360"/>
+      </w:pPr>
+      <w:rPr>
+        <w:rFonts w:ascii="Wingdings" w:hAnsi="Wingdings" w:hint="default"/>
+        <w:sz w:val="20"/>
+      </w:rPr>
+    </w:lvl>
+    <w:lvl w:ilvl="8" w:tentative="1">
+      <w:start w:val="1"/>
+      <w:numFmt w:val="bullet"/>
+      <w:lvlText w:val=""/>
+      <w:lvlJc w:val="left"/>
+      <w:pPr>
+        <w:tabs>
+          <w:tab w:val="num" w:pos="6480"/>
+        </w:tabs>
+        <w:ind w:left="6480" w:hanging="360"/>
+      </w:pPr>
+      <w:rPr>
+        <w:rFonts w:ascii="Wingdings" w:hAnsi="Wingdings" w:hint="default"/>
+        <w:sz w:val="20"/>
+      </w:rPr>
+    </w:lvl>
+  </w:abstractNum>
+  <w:abstractNum w:abstractNumId="31" w15:restartNumberingAfterBreak="0">
     <w:nsid w:val="6DBE5231"/>
     <w:multiLevelType w:val="multilevel"/>
     <w:tmpl w:val="A7F29B1C"/>
@@ -6113,7 +6975,7 @@
       </w:rPr>
     </w:lvl>
   </w:abstractNum>
-  <w:abstractNum w:abstractNumId="27" w15:restartNumberingAfterBreak="0">
+  <w:abstractNum w:abstractNumId="32" w15:restartNumberingAfterBreak="0">
     <w:nsid w:val="732935B5"/>
     <w:multiLevelType w:val="multilevel"/>
     <w:tmpl w:val="1FF08886"/>
@@ -6262,7 +7124,156 @@
       </w:rPr>
     </w:lvl>
   </w:abstractNum>
-  <w:abstractNum w:abstractNumId="28" w15:restartNumberingAfterBreak="0">
+  <w:abstractNum w:abstractNumId="33" w15:restartNumberingAfterBreak="0">
+    <w:nsid w:val="77066977"/>
+    <w:multiLevelType w:val="multilevel"/>
+    <w:tmpl w:val="954892EC"/>
+    <w:lvl w:ilvl="0">
+      <w:start w:val="1"/>
+      <w:numFmt w:val="bullet"/>
+      <w:lvlText w:val=""/>
+      <w:lvlJc w:val="left"/>
+      <w:pPr>
+        <w:tabs>
+          <w:tab w:val="num" w:pos="720"/>
+        </w:tabs>
+        <w:ind w:left="720" w:hanging="360"/>
+      </w:pPr>
+      <w:rPr>
+        <w:rFonts w:ascii="Symbol" w:hAnsi="Symbol" w:hint="default"/>
+        <w:sz w:val="20"/>
+      </w:rPr>
+    </w:lvl>
+    <w:lvl w:ilvl="1" w:tentative="1">
+      <w:start w:val="1"/>
+      <w:numFmt w:val="bullet"/>
+      <w:lvlText w:val="o"/>
+      <w:lvlJc w:val="left"/>
+      <w:pPr>
+        <w:tabs>
+          <w:tab w:val="num" w:pos="1440"/>
+        </w:tabs>
+        <w:ind w:left="1440" w:hanging="360"/>
+      </w:pPr>
+      <w:rPr>
+        <w:rFonts w:ascii="Courier New" w:hAnsi="Courier New" w:hint="default"/>
+        <w:sz w:val="20"/>
+      </w:rPr>
+    </w:lvl>
+    <w:lvl w:ilvl="2" w:tentative="1">
+      <w:start w:val="1"/>
+      <w:numFmt w:val="bullet"/>
+      <w:lvlText w:val=""/>
+      <w:lvlJc w:val="left"/>
+      <w:pPr>
+        <w:tabs>
+          <w:tab w:val="num" w:pos="2160"/>
+        </w:tabs>
+        <w:ind w:left="2160" w:hanging="360"/>
+      </w:pPr>
+      <w:rPr>
+        <w:rFonts w:ascii="Wingdings" w:hAnsi="Wingdings" w:hint="default"/>
+        <w:sz w:val="20"/>
+      </w:rPr>
+    </w:lvl>
+    <w:lvl w:ilvl="3" w:tentative="1">
+      <w:start w:val="1"/>
+      <w:numFmt w:val="bullet"/>
+      <w:lvlText w:val=""/>
+      <w:lvlJc w:val="left"/>
+      <w:pPr>
+        <w:tabs>
+          <w:tab w:val="num" w:pos="2880"/>
+        </w:tabs>
+        <w:ind w:left="2880" w:hanging="360"/>
+      </w:pPr>
+      <w:rPr>
+        <w:rFonts w:ascii="Wingdings" w:hAnsi="Wingdings" w:hint="default"/>
+        <w:sz w:val="20"/>
+      </w:rPr>
+    </w:lvl>
+    <w:lvl w:ilvl="4" w:tentative="1">
+      <w:start w:val="1"/>
+      <w:numFmt w:val="bullet"/>
+      <w:lvlText w:val=""/>
+      <w:lvlJc w:val="left"/>
+      <w:pPr>
+        <w:tabs>
+          <w:tab w:val="num" w:pos="3600"/>
+        </w:tabs>
+        <w:ind w:left="3600" w:hanging="360"/>
+      </w:pPr>
+      <w:rPr>
+        <w:rFonts w:ascii="Wingdings" w:hAnsi="Wingdings" w:hint="default"/>
+        <w:sz w:val="20"/>
+      </w:rPr>
+    </w:lvl>
+    <w:lvl w:ilvl="5" w:tentative="1">
+      <w:start w:val="1"/>
+      <w:numFmt w:val="bullet"/>
+      <w:lvlText w:val=""/>
+      <w:lvlJc w:val="left"/>
+      <w:pPr>
+        <w:tabs>
+          <w:tab w:val="num" w:pos="4320"/>
+        </w:tabs>
+        <w:ind w:left="4320" w:hanging="360"/>
+      </w:pPr>
+      <w:rPr>
+        <w:rFonts w:ascii="Wingdings" w:hAnsi="Wingdings" w:hint="default"/>
+        <w:sz w:val="20"/>
+      </w:rPr>
+    </w:lvl>
+    <w:lvl w:ilvl="6" w:tentative="1">
+      <w:start w:val="1"/>
+      <w:numFmt w:val="bullet"/>
+      <w:lvlText w:val=""/>
+      <w:lvlJc w:val="left"/>
+      <w:pPr>
+        <w:tabs>
+          <w:tab w:val="num" w:pos="5040"/>
+        </w:tabs>
+        <w:ind w:left="5040" w:hanging="360"/>
+      </w:pPr>
+      <w:rPr>
+        <w:rFonts w:ascii="Wingdings" w:hAnsi="Wingdings" w:hint="default"/>
+        <w:sz w:val="20"/>
+      </w:rPr>
+    </w:lvl>
+    <w:lvl w:ilvl="7" w:tentative="1">
+      <w:start w:val="1"/>
+      <w:numFmt w:val="bullet"/>
+      <w:lvlText w:val=""/>
+      <w:lvlJc w:val="left"/>
+      <w:pPr>
+        <w:tabs>
+          <w:tab w:val="num" w:pos="5760"/>
+        </w:tabs>
+        <w:ind w:left="5760" w:hanging="360"/>
+      </w:pPr>
+      <w:rPr>
+        <w:rFonts w:ascii="Wingdings" w:hAnsi="Wingdings" w:hint="default"/>
+        <w:sz w:val="20"/>
+      </w:rPr>
+    </w:lvl>
+    <w:lvl w:ilvl="8" w:tentative="1">
+      <w:start w:val="1"/>
+      <w:numFmt w:val="bullet"/>
+      <w:lvlText w:val=""/>
+      <w:lvlJc w:val="left"/>
+      <w:pPr>
+        <w:tabs>
+          <w:tab w:val="num" w:pos="6480"/>
+        </w:tabs>
+        <w:ind w:left="6480" w:hanging="360"/>
+      </w:pPr>
+      <w:rPr>
+        <w:rFonts w:ascii="Wingdings" w:hAnsi="Wingdings" w:hint="default"/>
+        <w:sz w:val="20"/>
+      </w:rPr>
+    </w:lvl>
+  </w:abstractNum>
+  <w:abstractNum w:abstractNumId="34" w15:restartNumberingAfterBreak="0">
     <w:nsid w:val="7C8C5347"/>
     <w:multiLevelType w:val="multilevel"/>
     <w:tmpl w:val="213C48AC"/>
@@ -6411,92 +7422,262 @@
       </w:rPr>
     </w:lvl>
   </w:abstractNum>
+  <w:abstractNum w:abstractNumId="35" w15:restartNumberingAfterBreak="0">
+    <w:nsid w:val="7F8C6DD2"/>
+    <w:multiLevelType w:val="multilevel"/>
+    <w:tmpl w:val="9AA083E4"/>
+    <w:lvl w:ilvl="0">
+      <w:start w:val="1"/>
+      <w:numFmt w:val="bullet"/>
+      <w:lvlText w:val=""/>
+      <w:lvlJc w:val="left"/>
+      <w:pPr>
+        <w:tabs>
+          <w:tab w:val="num" w:pos="720"/>
+        </w:tabs>
+        <w:ind w:left="720" w:hanging="360"/>
+      </w:pPr>
+      <w:rPr>
+        <w:rFonts w:ascii="Symbol" w:hAnsi="Symbol" w:hint="default"/>
+        <w:sz w:val="20"/>
+      </w:rPr>
+    </w:lvl>
+    <w:lvl w:ilvl="1" w:tentative="1">
+      <w:start w:val="1"/>
+      <w:numFmt w:val="bullet"/>
+      <w:lvlText w:val="o"/>
+      <w:lvlJc w:val="left"/>
+      <w:pPr>
+        <w:tabs>
+          <w:tab w:val="num" w:pos="1440"/>
+        </w:tabs>
+        <w:ind w:left="1440" w:hanging="360"/>
+      </w:pPr>
+      <w:rPr>
+        <w:rFonts w:ascii="Courier New" w:hAnsi="Courier New" w:hint="default"/>
+        <w:sz w:val="20"/>
+      </w:rPr>
+    </w:lvl>
+    <w:lvl w:ilvl="2" w:tentative="1">
+      <w:start w:val="1"/>
+      <w:numFmt w:val="bullet"/>
+      <w:lvlText w:val=""/>
+      <w:lvlJc w:val="left"/>
+      <w:pPr>
+        <w:tabs>
+          <w:tab w:val="num" w:pos="2160"/>
+        </w:tabs>
+        <w:ind w:left="2160" w:hanging="360"/>
+      </w:pPr>
+      <w:rPr>
+        <w:rFonts w:ascii="Wingdings" w:hAnsi="Wingdings" w:hint="default"/>
+        <w:sz w:val="20"/>
+      </w:rPr>
+    </w:lvl>
+    <w:lvl w:ilvl="3" w:tentative="1">
+      <w:start w:val="1"/>
+      <w:numFmt w:val="bullet"/>
+      <w:lvlText w:val=""/>
+      <w:lvlJc w:val="left"/>
+      <w:pPr>
+        <w:tabs>
+          <w:tab w:val="num" w:pos="2880"/>
+        </w:tabs>
+        <w:ind w:left="2880" w:hanging="360"/>
+      </w:pPr>
+      <w:rPr>
+        <w:rFonts w:ascii="Wingdings" w:hAnsi="Wingdings" w:hint="default"/>
+        <w:sz w:val="20"/>
+      </w:rPr>
+    </w:lvl>
+    <w:lvl w:ilvl="4" w:tentative="1">
+      <w:start w:val="1"/>
+      <w:numFmt w:val="bullet"/>
+      <w:lvlText w:val=""/>
+      <w:lvlJc w:val="left"/>
+      <w:pPr>
+        <w:tabs>
+          <w:tab w:val="num" w:pos="3600"/>
+        </w:tabs>
+        <w:ind w:left="3600" w:hanging="360"/>
+      </w:pPr>
+      <w:rPr>
+        <w:rFonts w:ascii="Wingdings" w:hAnsi="Wingdings" w:hint="default"/>
+        <w:sz w:val="20"/>
+      </w:rPr>
+    </w:lvl>
+    <w:lvl w:ilvl="5" w:tentative="1">
+      <w:start w:val="1"/>
+      <w:numFmt w:val="bullet"/>
+      <w:lvlText w:val=""/>
+      <w:lvlJc w:val="left"/>
+      <w:pPr>
+        <w:tabs>
+          <w:tab w:val="num" w:pos="4320"/>
+        </w:tabs>
+        <w:ind w:left="4320" w:hanging="360"/>
+      </w:pPr>
+      <w:rPr>
+        <w:rFonts w:ascii="Wingdings" w:hAnsi="Wingdings" w:hint="default"/>
+        <w:sz w:val="20"/>
+      </w:rPr>
+    </w:lvl>
+    <w:lvl w:ilvl="6" w:tentative="1">
+      <w:start w:val="1"/>
+      <w:numFmt w:val="bullet"/>
+      <w:lvlText w:val=""/>
+      <w:lvlJc w:val="left"/>
+      <w:pPr>
+        <w:tabs>
+          <w:tab w:val="num" w:pos="5040"/>
+        </w:tabs>
+        <w:ind w:left="5040" w:hanging="360"/>
+      </w:pPr>
+      <w:rPr>
+        <w:rFonts w:ascii="Wingdings" w:hAnsi="Wingdings" w:hint="default"/>
+        <w:sz w:val="20"/>
+      </w:rPr>
+    </w:lvl>
+    <w:lvl w:ilvl="7" w:tentative="1">
+      <w:start w:val="1"/>
+      <w:numFmt w:val="bullet"/>
+      <w:lvlText w:val=""/>
+      <w:lvlJc w:val="left"/>
+      <w:pPr>
+        <w:tabs>
+          <w:tab w:val="num" w:pos="5760"/>
+        </w:tabs>
+        <w:ind w:left="5760" w:hanging="360"/>
+      </w:pPr>
+      <w:rPr>
+        <w:rFonts w:ascii="Wingdings" w:hAnsi="Wingdings" w:hint="default"/>
+        <w:sz w:val="20"/>
+      </w:rPr>
+    </w:lvl>
+    <w:lvl w:ilvl="8" w:tentative="1">
+      <w:start w:val="1"/>
+      <w:numFmt w:val="bullet"/>
+      <w:lvlText w:val=""/>
+      <w:lvlJc w:val="left"/>
+      <w:pPr>
+        <w:tabs>
+          <w:tab w:val="num" w:pos="6480"/>
+        </w:tabs>
+        <w:ind w:left="6480" w:hanging="360"/>
+      </w:pPr>
+      <w:rPr>
+        <w:rFonts w:ascii="Wingdings" w:hAnsi="Wingdings" w:hint="default"/>
+        <w:sz w:val="20"/>
+      </w:rPr>
+    </w:lvl>
+  </w:abstractNum>
   <w:num w:numId="1" w16cid:durableId="818038631">
-    <w:abstractNumId w:val="2"/>
+    <w:abstractNumId w:val="3"/>
   </w:num>
   <w:num w:numId="2" w16cid:durableId="831798801">
     <w:abstractNumId w:val="0"/>
   </w:num>
   <w:num w:numId="3" w16cid:durableId="9765583">
-    <w:abstractNumId w:val="15"/>
+    <w:abstractNumId w:val="18"/>
   </w:num>
   <w:num w:numId="4" w16cid:durableId="420104591">
-    <w:abstractNumId w:val="21"/>
+    <w:abstractNumId w:val="24"/>
   </w:num>
   <w:num w:numId="5" w16cid:durableId="1959945410">
+    <w:abstractNumId w:val="13"/>
+  </w:num>
+  <w:num w:numId="6" w16cid:durableId="235675568">
     <w:abstractNumId w:val="11"/>
   </w:num>
-  <w:num w:numId="6" w16cid:durableId="235675568">
-    <w:abstractNumId w:val="9"/>
-  </w:num>
   <w:num w:numId="7" w16cid:durableId="1218857314">
-    <w:abstractNumId w:val="17"/>
+    <w:abstractNumId w:val="20"/>
   </w:num>
   <w:num w:numId="8" w16cid:durableId="2036076532">
-    <w:abstractNumId w:val="8"/>
+    <w:abstractNumId w:val="10"/>
   </w:num>
   <w:num w:numId="9" w16cid:durableId="307707238">
-    <w:abstractNumId w:val="19"/>
+    <w:abstractNumId w:val="22"/>
   </w:num>
   <w:num w:numId="10" w16cid:durableId="365568268">
-    <w:abstractNumId w:val="10"/>
+    <w:abstractNumId w:val="12"/>
   </w:num>
   <w:num w:numId="11" w16cid:durableId="304551429">
-    <w:abstractNumId w:val="27"/>
+    <w:abstractNumId w:val="32"/>
   </w:num>
   <w:num w:numId="12" w16cid:durableId="752898901">
-    <w:abstractNumId w:val="20"/>
+    <w:abstractNumId w:val="23"/>
   </w:num>
   <w:num w:numId="13" w16cid:durableId="986931136">
-    <w:abstractNumId w:val="6"/>
+    <w:abstractNumId w:val="8"/>
   </w:num>
   <w:num w:numId="14" w16cid:durableId="554313131">
     <w:abstractNumId w:val="1"/>
   </w:num>
   <w:num w:numId="15" w16cid:durableId="1879849591">
-    <w:abstractNumId w:val="12"/>
+    <w:abstractNumId w:val="15"/>
   </w:num>
   <w:num w:numId="16" w16cid:durableId="1901357415">
+    <w:abstractNumId w:val="9"/>
+  </w:num>
+  <w:num w:numId="17" w16cid:durableId="434443974">
+    <w:abstractNumId w:val="21"/>
+  </w:num>
+  <w:num w:numId="18" w16cid:durableId="303169635">
+    <w:abstractNumId w:val="31"/>
+  </w:num>
+  <w:num w:numId="19" w16cid:durableId="1972007849">
+    <w:abstractNumId w:val="26"/>
+  </w:num>
+  <w:num w:numId="20" w16cid:durableId="1295214294">
+    <w:abstractNumId w:val="17"/>
+  </w:num>
+  <w:num w:numId="21" w16cid:durableId="1379629001">
+    <w:abstractNumId w:val="19"/>
+  </w:num>
+  <w:num w:numId="22" w16cid:durableId="649552686">
+    <w:abstractNumId w:val="5"/>
+  </w:num>
+  <w:num w:numId="23" w16cid:durableId="34089977">
     <w:abstractNumId w:val="7"/>
   </w:num>
-  <w:num w:numId="17" w16cid:durableId="434443974">
-    <w:abstractNumId w:val="18"/>
+  <w:num w:numId="24" w16cid:durableId="949556343">
+    <w:abstractNumId w:val="28"/>
   </w:num>
-  <w:num w:numId="18" w16cid:durableId="303169635">
-    <w:abstractNumId w:val="26"/>
+  <w:num w:numId="25" w16cid:durableId="445739133">
+    <w:abstractNumId w:val="16"/>
   </w:num>
-  <w:num w:numId="19" w16cid:durableId="1972007849">
-    <w:abstractNumId w:val="22"/>
+  <w:num w:numId="26" w16cid:durableId="1010596665">
+    <w:abstractNumId w:val="29"/>
   </w:num>
-  <w:num w:numId="20" w16cid:durableId="1295214294">
+  <w:num w:numId="27" w16cid:durableId="466699937">
+    <w:abstractNumId w:val="6"/>
+  </w:num>
+  <w:num w:numId="28" w16cid:durableId="744036360">
+    <w:abstractNumId w:val="34"/>
+  </w:num>
+  <w:num w:numId="29" w16cid:durableId="8216123">
+    <w:abstractNumId w:val="27"/>
+  </w:num>
+  <w:num w:numId="30" w16cid:durableId="279577118">
+    <w:abstractNumId w:val="35"/>
+  </w:num>
+  <w:num w:numId="31" w16cid:durableId="1232928897">
+    <w:abstractNumId w:val="30"/>
+  </w:num>
+  <w:num w:numId="32" w16cid:durableId="116028772">
+    <w:abstractNumId w:val="33"/>
+  </w:num>
+  <w:num w:numId="33" w16cid:durableId="1316758120">
     <w:abstractNumId w:val="14"/>
   </w:num>
-  <w:num w:numId="21" w16cid:durableId="1379629001">
-    <w:abstractNumId w:val="16"/>
+  <w:num w:numId="34" w16cid:durableId="1233853060">
+    <w:abstractNumId w:val="4"/>
   </w:num>
-  <w:num w:numId="22" w16cid:durableId="649552686">
-    <w:abstractNumId w:val="3"/>
-  </w:num>
-  <w:num w:numId="23" w16cid:durableId="34089977">
-    <w:abstractNumId w:val="5"/>
-  </w:num>
-  <w:num w:numId="24" w16cid:durableId="949556343">
-    <w:abstractNumId w:val="24"/>
-  </w:num>
-  <w:num w:numId="25" w16cid:durableId="445739133">
-    <w:abstractNumId w:val="13"/>
-  </w:num>
-  <w:num w:numId="26" w16cid:durableId="1010596665">
+  <w:num w:numId="35" w16cid:durableId="1580947072">
     <w:abstractNumId w:val="25"/>
   </w:num>
-  <w:num w:numId="27" w16cid:durableId="466699937">
-    <w:abstractNumId w:val="4"/>
-  </w:num>
-  <w:num w:numId="28" w16cid:durableId="744036360">
-    <w:abstractNumId w:val="28"/>
-  </w:num>
-  <w:num w:numId="29" w16cid:durableId="8216123">
-    <w:abstractNumId w:val="23"/>
+  <w:num w:numId="36" w16cid:durableId="1575551913">
+    <w:abstractNumId w:val="2"/>
   </w:num>
 </w:numbering>
 </file>
@@ -7104,7 +8285,6 @@
   <w:style w:type="character" w:default="1" w:styleId="DefaultParagraphFont">
     <w:name w:val="Default Paragraph Font"/>
     <w:uiPriority w:val="1"/>
-    <w:semiHidden/>
     <w:unhideWhenUsed/>
   </w:style>
   <w:style w:type="table" w:default="1" w:styleId="TableNormal">
@@ -7441,6 +8621,17 @@
       <w:shd w:val="clear" w:color="auto" w:fill="E1DFDD"/>
     </w:rPr>
   </w:style>
+  <w:style w:type="paragraph" w:styleId="NormalWeb">
+    <w:name w:val="Normal (Web)"/>
+    <w:basedOn w:val="Normal"/>
+    <w:uiPriority w:val="99"/>
+    <w:semiHidden/>
+    <w:unhideWhenUsed/>
+    <w:rsid w:val="00576481"/>
+    <w:rPr>
+      <w:rFonts w:ascii="Times New Roman" w:hAnsi="Times New Roman" w:cs="Times New Roman"/>
+    </w:rPr>
+  </w:style>
 </w:styles>
 </file>
 
@@ -7760,20 +8951,20 @@
 </file>
 
 <file path=customXml/item1.xml><?xml version="1.0" encoding="utf-8"?>
+<p:properties xmlns:p="http://schemas.microsoft.com/office/2006/metadata/properties" xmlns:xsi="http://www.w3.org/2001/XMLSchema-instance" xmlns:pc="http://schemas.microsoft.com/office/infopath/2007/PartnerControls">
+  <documentManagement>
+    <_activity xmlns="eca25710-d33a-48f9-b7ed-55d8f2ee4c7c" xsi:nil="true"/>
+  </documentManagement>
+</p:properties>
+</file>
+
+<file path=customXml/item2.xml><?xml version="1.0" encoding="utf-8"?>
 <?mso-contentType ?>
 <FormTemplates xmlns="http://schemas.microsoft.com/sharepoint/v3/contenttype/forms">
   <Display>DocumentLibraryForm</Display>
   <Edit>DocumentLibraryForm</Edit>
   <New>DocumentLibraryForm</New>
 </FormTemplates>
-</file>
-
-<file path=customXml/item2.xml><?xml version="1.0" encoding="utf-8"?>
-<p:properties xmlns:p="http://schemas.microsoft.com/office/2006/metadata/properties" xmlns:xsi="http://www.w3.org/2001/XMLSchema-instance" xmlns:pc="http://schemas.microsoft.com/office/infopath/2007/PartnerControls">
-  <documentManagement>
-    <_activity xmlns="eca25710-d33a-48f9-b7ed-55d8f2ee4c7c" xsi:nil="true"/>
-  </documentManagement>
-</p:properties>
 </file>
 
 <file path=customXml/item3.xml><?xml version="1.0" encoding="utf-8"?>
@@ -7965,19 +9156,19 @@
 </file>
 
 <file path=customXml/itemProps1.xml><?xml version="1.0" encoding="utf-8"?>
-<ds:datastoreItem xmlns:ds="http://schemas.openxmlformats.org/officeDocument/2006/customXml" ds:itemID="{8DB0D329-F9C0-4885-9E58-0B4D90D9763D}">
+<ds:datastoreItem xmlns:ds="http://schemas.openxmlformats.org/officeDocument/2006/customXml" ds:itemID="{4B3E88E8-170A-40FB-969C-63A0269D55C7}">
   <ds:schemaRefs>
-    <ds:schemaRef ds:uri="http://schemas.microsoft.com/sharepoint/v3/contenttype/forms"/>
+    <ds:schemaRef ds:uri="http://schemas.microsoft.com/office/2006/metadata/properties"/>
+    <ds:schemaRef ds:uri="http://schemas.microsoft.com/office/infopath/2007/PartnerControls"/>
+    <ds:schemaRef ds:uri="eca25710-d33a-48f9-b7ed-55d8f2ee4c7c"/>
   </ds:schemaRefs>
 </ds:datastoreItem>
 </file>
 
 <file path=customXml/itemProps2.xml><?xml version="1.0" encoding="utf-8"?>
-<ds:datastoreItem xmlns:ds="http://schemas.openxmlformats.org/officeDocument/2006/customXml" ds:itemID="{4B3E88E8-170A-40FB-969C-63A0269D55C7}">
+<ds:datastoreItem xmlns:ds="http://schemas.openxmlformats.org/officeDocument/2006/customXml" ds:itemID="{8DB0D329-F9C0-4885-9E58-0B4D90D9763D}">
   <ds:schemaRefs>
-    <ds:schemaRef ds:uri="http://schemas.microsoft.com/office/2006/metadata/properties"/>
-    <ds:schemaRef ds:uri="http://schemas.microsoft.com/office/infopath/2007/PartnerControls"/>
-    <ds:schemaRef ds:uri="eca25710-d33a-48f9-b7ed-55d8f2ee4c7c"/>
+    <ds:schemaRef ds:uri="http://schemas.microsoft.com/sharepoint/v3/contenttype/forms"/>
   </ds:schemaRefs>
 </ds:datastoreItem>
 </file>
